--- a/LAB-7/LAB7 - 24BCE5461.docx
+++ b/LAB-7/LAB7 - 24BCE5461.docx
@@ -205,7 +205,7 @@
           <w:sz w:val="56"/>
           <w:szCs w:val="56"/>
         </w:rPr>
-        <w:t xml:space="preserve">Lab Assignment 09</w:t>
+        <w:t xml:space="preserve">Lab Assignment 07</w:t>
       </w:r>
       <w:r>
         <w:rPr>
@@ -689,36 +689,6 @@
           <w:highlight w:val="none"/>
         </w:rPr>
         <w:t xml:space="preserve">LAB 7 – HTML Code:</w:t>
-      </w:r>
-      <w:r>
-        <w:rPr>
-          <w:rFonts w:ascii="Ink Free" w:hAnsi="Ink Free" w:eastAsia="Ink Free" w:cs="Ink Free"/>
-          <w:b/>
-          <w:bCs/>
-          <w:sz w:val="40"/>
-          <w:szCs w:val="40"/>
-          <w:highlight w:val="none"/>
-        </w:rPr>
-      </w:r>
-      <w:r>
-        <w:rPr>
-          <w:rFonts w:ascii="Ink Free" w:hAnsi="Ink Free" w:eastAsia="Ink Free" w:cs="Ink Free"/>
-          <w:b/>
-          <w:bCs/>
-          <w:sz w:val="40"/>
-          <w:szCs w:val="40"/>
-          <w:highlight w:val="none"/>
-        </w:rPr>
-      </w:r>
-      <w:r>
-        <w:rPr>
-          <w:rFonts w:ascii="Ink Free" w:hAnsi="Ink Free" w:eastAsia="Ink Free" w:cs="Ink Free"/>
-          <w:b/>
-          <w:bCs/>
-          <w:sz w:val="40"/>
-          <w:szCs w:val="40"/>
-          <w:highlight w:val="none"/>
-        </w:rPr>
       </w:r>
       <w:r>
         <w:rPr>
@@ -7912,13 +7882,7 @@
           <w:highlight w:val="none"/>
         </w:rPr>
       </w:r>
-    </w:p>
-    <w:p>
-      <w:pPr>
-        <w:pBdr/>
-        <w:spacing/>
-        <w:ind/>
-        <w:jc w:val="left"/>
+      <w:r>
         <w:rPr>
           <w:rFonts w:ascii="Ink Free" w:hAnsi="Ink Free" w:eastAsia="Ink Free" w:cs="Ink Free"/>
           <w:b/>
@@ -7927,8 +7891,14 @@
           <w:szCs w:val="40"/>
           <w:highlight w:val="none"/>
         </w:rPr>
-      </w:pPr>
-      <w:r>
+      </w:r>
+    </w:p>
+    <w:p>
+      <w:pPr>
+        <w:pBdr/>
+        <w:spacing/>
+        <w:ind/>
+        <w:jc w:val="left"/>
         <w:rPr>
           <w:rFonts w:ascii="Ink Free" w:hAnsi="Ink Free" w:eastAsia="Ink Free" w:cs="Ink Free"/>
           <w:b/>
@@ -7937,7 +7907,27 @@
           <w:szCs w:val="40"/>
           <w:highlight w:val="none"/>
         </w:rPr>
+      </w:pPr>
+      <w:r>
+        <w:rPr>
+          <w:rFonts w:ascii="Ink Free" w:hAnsi="Ink Free" w:eastAsia="Ink Free" w:cs="Ink Free"/>
+          <w:b/>
+          <w:bCs/>
+          <w:sz w:val="40"/>
+          <w:szCs w:val="40"/>
+          <w:highlight w:val="none"/>
+        </w:rPr>
         <w:t xml:space="preserve">LAB 7 – CSS Code:</w:t>
+      </w:r>
+      <w:r>
+        <w:rPr>
+          <w:rFonts w:ascii="Ink Free" w:hAnsi="Ink Free" w:eastAsia="Ink Free" w:cs="Ink Free"/>
+          <w:b/>
+          <w:bCs/>
+          <w:sz w:val="40"/>
+          <w:szCs w:val="40"/>
+          <w:highlight w:val="none"/>
+        </w:rPr>
       </w:r>
       <w:r>
         <w:rPr>
@@ -9054,6 +9044,16 @@
           <w:highlight w:val="none"/>
         </w:rPr>
       </w:r>
+      <w:r>
+        <w:rPr>
+          <w:rFonts w:ascii="Ink Free" w:hAnsi="Ink Free" w:eastAsia="Ink Free" w:cs="Ink Free"/>
+          <w:b/>
+          <w:bCs/>
+          <w:sz w:val="40"/>
+          <w:szCs w:val="40"/>
+          <w:highlight w:val="none"/>
+        </w:rPr>
+      </w:r>
     </w:p>
     <w:p>
       <w:pPr>
@@ -9662,13 +9662,7 @@
           <w:highlight w:val="none"/>
         </w:rPr>
       </w:r>
-    </w:p>
-    <w:p>
-      <w:pPr>
-        <w:pBdr/>
-        <w:spacing/>
-        <w:ind/>
-        <w:jc w:val="left"/>
+      <w:r>
         <w:rPr>
           <w:rFonts w:ascii="Ink Free" w:hAnsi="Ink Free" w:eastAsia="Ink Free" w:cs="Ink Free"/>
           <w:b/>
@@ -9677,8 +9671,14 @@
           <w:szCs w:val="40"/>
           <w:highlight w:val="none"/>
         </w:rPr>
-      </w:pPr>
-      <w:r>
+      </w:r>
+    </w:p>
+    <w:p>
+      <w:pPr>
+        <w:pBdr/>
+        <w:spacing/>
+        <w:ind/>
+        <w:jc w:val="left"/>
         <w:rPr>
           <w:rFonts w:ascii="Ink Free" w:hAnsi="Ink Free" w:eastAsia="Ink Free" w:cs="Ink Free"/>
           <w:b/>
@@ -9687,7 +9687,7 @@
           <w:szCs w:val="40"/>
           <w:highlight w:val="none"/>
         </w:rPr>
-      </w:r>
+      </w:pPr>
       <w:r>
         <w:rPr>
           <w:rFonts w:ascii="Ink Free" w:hAnsi="Ink Free" w:eastAsia="Ink Free" w:cs="Ink Free"/>
@@ -9708,13 +9708,7 @@
           <w:highlight w:val="none"/>
         </w:rPr>
       </w:r>
-    </w:p>
-    <w:p>
-      <w:pPr>
-        <w:pBdr/>
-        <w:spacing/>
-        <w:ind/>
-        <w:jc w:val="left"/>
+      <w:r>
         <w:rPr>
           <w:rFonts w:ascii="Ink Free" w:hAnsi="Ink Free" w:eastAsia="Ink Free" w:cs="Ink Free"/>
           <w:b/>
@@ -9723,8 +9717,14 @@
           <w:szCs w:val="40"/>
           <w:highlight w:val="none"/>
         </w:rPr>
-      </w:pPr>
-      <w:r>
+      </w:r>
+    </w:p>
+    <w:p>
+      <w:pPr>
+        <w:pBdr/>
+        <w:spacing/>
+        <w:ind/>
+        <w:jc w:val="left"/>
         <w:rPr>
           <w:rFonts w:ascii="Ink Free" w:hAnsi="Ink Free" w:eastAsia="Ink Free" w:cs="Ink Free"/>
           <w:b/>
@@ -9733,7 +9733,7 @@
           <w:szCs w:val="40"/>
           <w:highlight w:val="none"/>
         </w:rPr>
-      </w:r>
+      </w:pPr>
       <w:r>
         <w:rPr>
           <w:rFonts w:ascii="Ink Free" w:hAnsi="Ink Free" w:eastAsia="Ink Free" w:cs="Ink Free"/>
@@ -9833,7 +9833,13 @@
           <w:highlight w:val="none"/>
         </w:rPr>
       </w:r>
-      <w:r>
+    </w:p>
+    <w:p>
+      <w:pPr>
+        <w:pBdr/>
+        <w:spacing/>
+        <w:ind/>
+        <w:jc w:val="left"/>
         <w:rPr>
           <w:rFonts w:ascii="Ink Free" w:hAnsi="Ink Free" w:eastAsia="Ink Free" w:cs="Ink Free"/>
           <w:b/>
@@ -9842,14 +9848,8 @@
           <w:szCs w:val="40"/>
           <w:highlight w:val="none"/>
         </w:rPr>
-      </w:r>
-    </w:p>
-    <w:p>
-      <w:pPr>
-        <w:pBdr/>
-        <w:spacing/>
-        <w:ind/>
-        <w:jc w:val="left"/>
+      </w:pPr>
+      <w:r>
         <w:rPr>
           <w:rFonts w:ascii="Ink Free" w:hAnsi="Ink Free" w:eastAsia="Ink Free" w:cs="Ink Free"/>
           <w:b/>
@@ -9858,7 +9858,7 @@
           <w:szCs w:val="40"/>
           <w:highlight w:val="none"/>
         </w:rPr>
-      </w:pPr>
+      </w:r>
       <w:r>
         <w:rPr>
           <w:rFonts w:ascii="Ink Free" w:hAnsi="Ink Free" w:eastAsia="Ink Free" w:cs="Ink Free"/>
@@ -9879,7 +9879,13 @@
           <w:highlight w:val="none"/>
         </w:rPr>
       </w:r>
-      <w:r>
+    </w:p>
+    <w:p>
+      <w:pPr>
+        <w:pBdr/>
+        <w:spacing/>
+        <w:ind/>
+        <w:jc w:val="left"/>
         <w:rPr>
           <w:rFonts w:ascii="Ink Free" w:hAnsi="Ink Free" w:eastAsia="Ink Free" w:cs="Ink Free"/>
           <w:b/>
@@ -9888,33 +9894,7 @@
           <w:szCs w:val="40"/>
           <w:highlight w:val="none"/>
         </w:rPr>
-      </w:r>
-    </w:p>
-    <w:p>
-      <w:pPr>
-        <w:pBdr/>
-        <w:spacing/>
-        <w:ind/>
-        <w:jc w:val="left"/>
-        <w:rPr>
-          <w:rFonts w:ascii="Ink Free" w:hAnsi="Ink Free" w:eastAsia="Ink Free" w:cs="Ink Free"/>
-          <w:b/>
-          <w:bCs/>
-          <w:sz w:val="40"/>
-          <w:szCs w:val="40"/>
-          <w:highlight w:val="none"/>
-        </w:rPr>
-      </w:pPr>
-      <w:r>
-        <w:rPr>
-          <w:rFonts w:ascii="Ink Free" w:hAnsi="Ink Free" w:eastAsia="Ink Free" w:cs="Ink Free"/>
-          <w:b/>
-          <w:bCs/>
-          <w:sz w:val="40"/>
-          <w:szCs w:val="40"/>
-          <w:highlight w:val="none"/>
-        </w:rPr>
-      </w:r>
+      </w:pPr>
       <w:r>
         <w:rPr>
           <w:rFonts w:ascii="Ink Free" w:hAnsi="Ink Free" w:eastAsia="Ink Free" w:cs="Ink Free"/>
@@ -10014,7 +9994,13 @@
           <w:highlight w:val="none"/>
         </w:rPr>
       </w:r>
-      <w:r>
+    </w:p>
+    <w:p>
+      <w:pPr>
+        <w:pBdr/>
+        <w:spacing/>
+        <w:ind/>
+        <w:jc w:val="left"/>
         <w:rPr>
           <w:rFonts w:ascii="Ink Free" w:hAnsi="Ink Free" w:eastAsia="Ink Free" w:cs="Ink Free"/>
           <w:b/>
@@ -10023,14 +10009,8 @@
           <w:szCs w:val="40"/>
           <w:highlight w:val="none"/>
         </w:rPr>
-      </w:r>
-    </w:p>
-    <w:p>
-      <w:pPr>
-        <w:pBdr/>
-        <w:spacing/>
-        <w:ind/>
-        <w:jc w:val="left"/>
+      </w:pPr>
+      <w:r>
         <w:rPr>
           <w:rFonts w:ascii="Ink Free" w:hAnsi="Ink Free" w:eastAsia="Ink Free" w:cs="Ink Free"/>
           <w:b/>
@@ -10039,7 +10019,7 @@
           <w:szCs w:val="40"/>
           <w:highlight w:val="none"/>
         </w:rPr>
-      </w:pPr>
+      </w:r>
       <w:r>
         <w:rPr>
           <w:rFonts w:ascii="Ink Free" w:hAnsi="Ink Free" w:eastAsia="Ink Free" w:cs="Ink Free"/>
@@ -10060,7 +10040,13 @@
           <w:highlight w:val="none"/>
         </w:rPr>
       </w:r>
-      <w:r>
+    </w:p>
+    <w:p>
+      <w:pPr>
+        <w:pBdr/>
+        <w:spacing/>
+        <w:ind/>
+        <w:jc w:val="left"/>
         <w:rPr>
           <w:rFonts w:ascii="Ink Free" w:hAnsi="Ink Free" w:eastAsia="Ink Free" w:cs="Ink Free"/>
           <w:b/>
@@ -10069,14 +10055,8 @@
           <w:szCs w:val="40"/>
           <w:highlight w:val="none"/>
         </w:rPr>
-      </w:r>
-    </w:p>
-    <w:p>
-      <w:pPr>
-        <w:pBdr/>
-        <w:spacing/>
-        <w:ind/>
-        <w:jc w:val="left"/>
+      </w:pPr>
+      <w:r>
         <w:rPr>
           <w:rFonts w:ascii="Ink Free" w:hAnsi="Ink Free" w:eastAsia="Ink Free" w:cs="Ink Free"/>
           <w:b/>
@@ -10085,7 +10065,7 @@
           <w:szCs w:val="40"/>
           <w:highlight w:val="none"/>
         </w:rPr>
-      </w:pPr>
+      </w:r>
       <w:r>
         <w:rPr>
           <w:rFonts w:ascii="Ink Free" w:hAnsi="Ink Free" w:eastAsia="Ink Free" w:cs="Ink Free"/>
@@ -10106,7 +10086,13 @@
           <w:highlight w:val="none"/>
         </w:rPr>
       </w:r>
-      <w:r>
+    </w:p>
+    <w:p>
+      <w:pPr>
+        <w:pBdr/>
+        <w:spacing/>
+        <w:ind/>
+        <w:jc w:val="left"/>
         <w:rPr>
           <w:rFonts w:ascii="Ink Free" w:hAnsi="Ink Free" w:eastAsia="Ink Free" w:cs="Ink Free"/>
           <w:b/>
@@ -10115,14 +10101,8 @@
           <w:szCs w:val="40"/>
           <w:highlight w:val="none"/>
         </w:rPr>
-      </w:r>
-    </w:p>
-    <w:p>
-      <w:pPr>
-        <w:pBdr/>
-        <w:spacing/>
-        <w:ind/>
-        <w:jc w:val="left"/>
+      </w:pPr>
+      <w:r>
         <w:rPr>
           <w:rFonts w:ascii="Ink Free" w:hAnsi="Ink Free" w:eastAsia="Ink Free" w:cs="Ink Free"/>
           <w:b/>
@@ -10131,7 +10111,7 @@
           <w:szCs w:val="40"/>
           <w:highlight w:val="none"/>
         </w:rPr>
-      </w:pPr>
+      </w:r>
       <w:r>
         <w:rPr>
           <w:rFonts w:ascii="Ink Free" w:hAnsi="Ink Free" w:eastAsia="Ink Free" w:cs="Ink Free"/>
@@ -10152,7 +10132,13 @@
           <w:highlight w:val="none"/>
         </w:rPr>
       </w:r>
-      <w:r>
+    </w:p>
+    <w:p>
+      <w:pPr>
+        <w:pBdr/>
+        <w:spacing/>
+        <w:ind/>
+        <w:jc w:val="left"/>
         <w:rPr>
           <w:rFonts w:ascii="Ink Free" w:hAnsi="Ink Free" w:eastAsia="Ink Free" w:cs="Ink Free"/>
           <w:b/>
@@ -10161,14 +10147,8 @@
           <w:szCs w:val="40"/>
           <w:highlight w:val="none"/>
         </w:rPr>
-      </w:r>
-    </w:p>
-    <w:p>
-      <w:pPr>
-        <w:pBdr/>
-        <w:spacing/>
-        <w:ind/>
-        <w:jc w:val="left"/>
+      </w:pPr>
+      <w:r>
         <w:rPr>
           <w:rFonts w:ascii="Ink Free" w:hAnsi="Ink Free" w:eastAsia="Ink Free" w:cs="Ink Free"/>
           <w:b/>
@@ -10177,7 +10157,7 @@
           <w:szCs w:val="40"/>
           <w:highlight w:val="none"/>
         </w:rPr>
-      </w:pPr>
+      </w:r>
       <w:r>
         <w:rPr>
           <w:rFonts w:ascii="Ink Free" w:hAnsi="Ink Free" w:eastAsia="Ink Free" w:cs="Ink Free"/>
@@ -10198,16 +10178,6 @@
           <w:highlight w:val="none"/>
         </w:rPr>
       </w:r>
-      <w:r>
-        <w:rPr>
-          <w:rFonts w:ascii="Ink Free" w:hAnsi="Ink Free" w:eastAsia="Ink Free" w:cs="Ink Free"/>
-          <w:b/>
-          <w:bCs/>
-          <w:sz w:val="40"/>
-          <w:szCs w:val="40"/>
-          <w:highlight w:val="none"/>
-        </w:rPr>
-      </w:r>
     </w:p>
     <w:p>
       <w:pPr>
@@ -10240,8 +10210,8 @@
           <w:rFonts w:ascii="Ink Free" w:hAnsi="Ink Free" w:eastAsia="Ink Free" w:cs="Ink Free"/>
           <w:b/>
           <w:bCs/>
-          <w:sz w:val="40"/>
-          <w:szCs w:val="40"/>
+          <w:sz w:val="96"/>
+          <w:szCs w:val="96"/>
           <w:highlight w:val="none"/>
         </w:rPr>
       </w:r>
@@ -10278,7 +10248,6 @@
         <w:ind/>
         <w:rPr/>
       </w:pPr>
-      <w:r/>
       <w:r>
         <w:separator/>
       </w:r>
@@ -10293,7 +10262,6 @@
         <w:ind/>
         <w:rPr/>
       </w:pPr>
-      <w:r/>
       <w:r>
         <w:continuationSeparator/>
       </w:r>
@@ -10313,7 +10281,6 @@
         <w:ind/>
         <w:rPr/>
       </w:pPr>
-      <w:r/>
       <w:r>
         <w:separator/>
       </w:r>
@@ -10328,7 +10295,6 @@
         <w:ind/>
         <w:rPr/>
       </w:pPr>
-      <w:r/>
       <w:r>
         <w:continuationSeparator/>
       </w:r>
@@ -10496,9 +10462,9 @@
     <w:lsdException w:name="Bibliography" w:uiPriority="37"/>
     <w:lsdException w:name="TOC Heading" w:uiPriority="39" w:qFormat="1"/>
   </w:latentStyles>
-  <w:style w:type="table" w:styleId="12">
+  <w:style w:type="table" w:styleId="701">
     <w:name w:val="Table Grid"/>
-    <w:basedOn w:val="665"/>
+    <w:basedOn w:val="887"/>
     <w:uiPriority w:val="59"/>
     <w:pPr>
       <w:pBdr/>
@@ -10695,9 +10661,9 @@
       </w:tcPr>
     </w:tblStylePr>
   </w:style>
-  <w:style w:type="table" w:styleId="13">
+  <w:style w:type="table" w:styleId="702">
     <w:name w:val="Table Grid Light"/>
-    <w:basedOn w:val="665"/>
+    <w:basedOn w:val="887"/>
     <w:uiPriority w:val="59"/>
     <w:pPr>
       <w:pBdr/>
@@ -10894,9 +10860,9 @@
       </w:tcPr>
     </w:tblStylePr>
   </w:style>
-  <w:style w:type="table" w:styleId="14">
+  <w:style w:type="table" w:styleId="703">
     <w:name w:val="Plain Table 1"/>
-    <w:basedOn w:val="665"/>
+    <w:basedOn w:val="887"/>
     <w:uiPriority w:val="59"/>
     <w:pPr>
       <w:pBdr/>
@@ -11119,9 +11085,9 @@
       </w:tcPr>
     </w:tblStylePr>
   </w:style>
-  <w:style w:type="table" w:styleId="15">
+  <w:style w:type="table" w:styleId="704">
     <w:name w:val="Plain Table 2"/>
-    <w:basedOn w:val="665"/>
+    <w:basedOn w:val="887"/>
     <w:uiPriority w:val="59"/>
     <w:pPr>
       <w:pBdr/>
@@ -11352,9 +11318,9 @@
       </w:tcPr>
     </w:tblStylePr>
   </w:style>
-  <w:style w:type="table" w:styleId="16">
+  <w:style w:type="table" w:styleId="705">
     <w:name w:val="Plain Table 3"/>
-    <w:basedOn w:val="665"/>
+    <w:basedOn w:val="887"/>
     <w:uiPriority w:val="99"/>
     <w:pPr>
       <w:pBdr/>
@@ -11582,9 +11548,9 @@
       </w:tcPr>
     </w:tblStylePr>
   </w:style>
-  <w:style w:type="table" w:styleId="17">
+  <w:style w:type="table" w:styleId="706">
     <w:name w:val="Plain Table 4"/>
-    <w:basedOn w:val="665"/>
+    <w:basedOn w:val="887"/>
     <w:uiPriority w:val="99"/>
     <w:pPr>
       <w:pBdr/>
@@ -11798,9 +11764,9 @@
       </w:tcPr>
     </w:tblStylePr>
   </w:style>
-  <w:style w:type="table" w:styleId="18">
+  <w:style w:type="table" w:styleId="707">
     <w:name w:val="Plain Table 5"/>
-    <w:basedOn w:val="665"/>
+    <w:basedOn w:val="887"/>
     <w:uiPriority w:val="99"/>
     <w:pPr>
       <w:pBdr/>
@@ -12031,9 +11997,9 @@
       </w:tcPr>
     </w:tblStylePr>
   </w:style>
-  <w:style w:type="table" w:styleId="19">
+  <w:style w:type="table" w:styleId="708">
     <w:name w:val="Grid Table 1 Light"/>
-    <w:basedOn w:val="665"/>
+    <w:basedOn w:val="887"/>
     <w:uiPriority w:val="99"/>
     <w:pPr>
       <w:pBdr/>
@@ -12254,9 +12220,9 @@
       </w:tcPr>
     </w:tblStylePr>
   </w:style>
-  <w:style w:type="table" w:styleId="20">
+  <w:style w:type="table" w:styleId="709">
     <w:name w:val="Grid Table 1 Light - Accent 1"/>
-    <w:basedOn w:val="665"/>
+    <w:basedOn w:val="887"/>
     <w:uiPriority w:val="99"/>
     <w:pPr>
       <w:pBdr/>
@@ -12477,9 +12443,9 @@
       </w:tcPr>
     </w:tblStylePr>
   </w:style>
-  <w:style w:type="table" w:styleId="21">
+  <w:style w:type="table" w:styleId="710">
     <w:name w:val="Grid Table 1 Light - Accent 2"/>
-    <w:basedOn w:val="665"/>
+    <w:basedOn w:val="887"/>
     <w:uiPriority w:val="99"/>
     <w:pPr>
       <w:pBdr/>
@@ -12700,9 +12666,9 @@
       </w:tcPr>
     </w:tblStylePr>
   </w:style>
-  <w:style w:type="table" w:styleId="22">
+  <w:style w:type="table" w:styleId="711">
     <w:name w:val="Grid Table 1 Light - Accent 3"/>
-    <w:basedOn w:val="665"/>
+    <w:basedOn w:val="887"/>
     <w:uiPriority w:val="99"/>
     <w:pPr>
       <w:pBdr/>
@@ -12923,9 +12889,9 @@
       </w:tcPr>
     </w:tblStylePr>
   </w:style>
-  <w:style w:type="table" w:styleId="23">
+  <w:style w:type="table" w:styleId="712">
     <w:name w:val="Grid Table 1 Light - Accent 4"/>
-    <w:basedOn w:val="665"/>
+    <w:basedOn w:val="887"/>
     <w:uiPriority w:val="99"/>
     <w:pPr>
       <w:pBdr/>
@@ -13146,9 +13112,9 @@
       </w:tcPr>
     </w:tblStylePr>
   </w:style>
-  <w:style w:type="table" w:styleId="24">
+  <w:style w:type="table" w:styleId="713">
     <w:name w:val="Grid Table 1 Light - Accent 5"/>
-    <w:basedOn w:val="665"/>
+    <w:basedOn w:val="887"/>
     <w:uiPriority w:val="99"/>
     <w:pPr>
       <w:pBdr/>
@@ -13369,9 +13335,9 @@
       </w:tcPr>
     </w:tblStylePr>
   </w:style>
-  <w:style w:type="table" w:styleId="25">
+  <w:style w:type="table" w:styleId="714">
     <w:name w:val="Grid Table 1 Light - Accent 6"/>
-    <w:basedOn w:val="665"/>
+    <w:basedOn w:val="887"/>
     <w:uiPriority w:val="99"/>
     <w:pPr>
       <w:pBdr/>
@@ -13592,9 +13558,9 @@
       </w:tcPr>
     </w:tblStylePr>
   </w:style>
-  <w:style w:type="table" w:styleId="26">
+  <w:style w:type="table" w:styleId="715">
     <w:name w:val="Grid Table 2"/>
-    <w:basedOn w:val="665"/>
+    <w:basedOn w:val="887"/>
     <w:uiPriority w:val="99"/>
     <w:pPr>
       <w:pBdr/>
@@ -13824,9 +13790,9 @@
       </w:tcPr>
     </w:tblStylePr>
   </w:style>
-  <w:style w:type="table" w:styleId="27">
+  <w:style w:type="table" w:styleId="716">
     <w:name w:val="Grid Table 2 - Accent 1"/>
-    <w:basedOn w:val="665"/>
+    <w:basedOn w:val="887"/>
     <w:uiPriority w:val="99"/>
     <w:pPr>
       <w:pBdr/>
@@ -14056,9 +14022,9 @@
       </w:tcPr>
     </w:tblStylePr>
   </w:style>
-  <w:style w:type="table" w:styleId="28">
+  <w:style w:type="table" w:styleId="717">
     <w:name w:val="Grid Table 2 - Accent 2"/>
-    <w:basedOn w:val="665"/>
+    <w:basedOn w:val="887"/>
     <w:uiPriority w:val="99"/>
     <w:pPr>
       <w:pBdr/>
@@ -14288,9 +14254,9 @@
       </w:tcPr>
     </w:tblStylePr>
   </w:style>
-  <w:style w:type="table" w:styleId="29">
+  <w:style w:type="table" w:styleId="718">
     <w:name w:val="Grid Table 2 - Accent 3"/>
-    <w:basedOn w:val="665"/>
+    <w:basedOn w:val="887"/>
     <w:uiPriority w:val="99"/>
     <w:pPr>
       <w:pBdr/>
@@ -14520,9 +14486,9 @@
       </w:tcPr>
     </w:tblStylePr>
   </w:style>
-  <w:style w:type="table" w:styleId="30">
+  <w:style w:type="table" w:styleId="719">
     <w:name w:val="Grid Table 2 - Accent 4"/>
-    <w:basedOn w:val="665"/>
+    <w:basedOn w:val="887"/>
     <w:uiPriority w:val="99"/>
     <w:pPr>
       <w:pBdr/>
@@ -14752,9 +14718,9 @@
       </w:tcPr>
     </w:tblStylePr>
   </w:style>
-  <w:style w:type="table" w:styleId="31">
+  <w:style w:type="table" w:styleId="720">
     <w:name w:val="Grid Table 2 - Accent 5"/>
-    <w:basedOn w:val="665"/>
+    <w:basedOn w:val="887"/>
     <w:uiPriority w:val="99"/>
     <w:pPr>
       <w:pBdr/>
@@ -14984,9 +14950,9 @@
       </w:tcPr>
     </w:tblStylePr>
   </w:style>
-  <w:style w:type="table" w:styleId="32">
+  <w:style w:type="table" w:styleId="721">
     <w:name w:val="Grid Table 2 - Accent 6"/>
-    <w:basedOn w:val="665"/>
+    <w:basedOn w:val="887"/>
     <w:uiPriority w:val="99"/>
     <w:pPr>
       <w:pBdr/>
@@ -15216,9 +15182,9 @@
       </w:tcPr>
     </w:tblStylePr>
   </w:style>
-  <w:style w:type="table" w:styleId="33">
+  <w:style w:type="table" w:styleId="722">
     <w:name w:val="Grid Table 3"/>
-    <w:basedOn w:val="665"/>
+    <w:basedOn w:val="887"/>
     <w:uiPriority w:val="99"/>
     <w:pPr>
       <w:pBdr/>
@@ -15317,29 +15283,6 @@
         <w:tblBorders/>
       </w:tblPr>
       <w:tcPr>
-        <w:shd w:color="ffffff"/>
-        <w:tcBorders>
-          <w:top w:val="none" w:color="000000" w:sz="4" w:space="0"/>
-          <w:left w:val="none" w:color="000000" w:sz="4" w:space="0"/>
-          <w:bottom w:val="none" w:color="000000" w:sz="4" w:space="0"/>
-          <w:right w:val="none" w:color="000000" w:sz="4" w:space="0"/>
-        </w:tcBorders>
-      </w:tcPr>
-    </w:tblStylePr>
-    <w:tblStylePr w:type="firstRow">
-      <w:rPr>
-        <w:b/>
-        <w:color w:val="404040"/>
-      </w:rPr>
-      <w:pPr>
-        <w:pBdr/>
-        <w:spacing/>
-        <w:ind/>
-      </w:pPr>
-      <w:tblPr>
-        <w:tblBorders/>
-      </w:tblPr>
-      <w:tcPr>
         <w:shd w:val="clear" w:color="ffffff"/>
         <w:tcBorders>
           <w:top w:val="none" w:color="000000" w:sz="4" w:space="0"/>
@@ -15349,30 +15292,7 @@
         </w:tcBorders>
       </w:tcPr>
     </w:tblStylePr>
-    <w:tblStylePr w:type="lastCol">
-      <w:rPr>
-        <w:i/>
-        <w:color w:val="404040"/>
-      </w:rPr>
-      <w:pPr>
-        <w:pBdr/>
-        <w:spacing/>
-        <w:ind/>
-      </w:pPr>
-      <w:tblPr>
-        <w:tblBorders/>
-      </w:tblPr>
-      <w:tcPr>
-        <w:shd w:color="ffffff"/>
-        <w:tcBorders>
-          <w:top w:val="none" w:color="000000" w:sz="4" w:space="0"/>
-          <w:left w:val="none" w:color="000000" w:sz="4" w:space="0"/>
-          <w:bottom w:val="none" w:color="000000" w:sz="4" w:space="0"/>
-          <w:right w:val="none" w:color="000000" w:sz="4" w:space="0"/>
-        </w:tcBorders>
-      </w:tcPr>
-    </w:tblStylePr>
-    <w:tblStylePr w:type="lastRow">
+    <w:tblStylePr w:type="firstRow">
       <w:rPr>
         <w:b/>
         <w:color w:val="404040"/>
@@ -15395,6 +15315,52 @@
         </w:tcBorders>
       </w:tcPr>
     </w:tblStylePr>
+    <w:tblStylePr w:type="lastCol">
+      <w:rPr>
+        <w:i/>
+        <w:color w:val="404040"/>
+      </w:rPr>
+      <w:pPr>
+        <w:pBdr/>
+        <w:spacing/>
+        <w:ind/>
+      </w:pPr>
+      <w:tblPr>
+        <w:tblBorders/>
+      </w:tblPr>
+      <w:tcPr>
+        <w:shd w:val="clear" w:color="ffffff"/>
+        <w:tcBorders>
+          <w:top w:val="none" w:color="000000" w:sz="4" w:space="0"/>
+          <w:left w:val="none" w:color="000000" w:sz="4" w:space="0"/>
+          <w:bottom w:val="none" w:color="000000" w:sz="4" w:space="0"/>
+          <w:right w:val="none" w:color="000000" w:sz="4" w:space="0"/>
+        </w:tcBorders>
+      </w:tcPr>
+    </w:tblStylePr>
+    <w:tblStylePr w:type="lastRow">
+      <w:rPr>
+        <w:b/>
+        <w:color w:val="404040"/>
+      </w:rPr>
+      <w:pPr>
+        <w:pBdr/>
+        <w:spacing/>
+        <w:ind/>
+      </w:pPr>
+      <w:tblPr>
+        <w:tblBorders/>
+      </w:tblPr>
+      <w:tcPr>
+        <w:shd w:val="clear" w:color="ffffff"/>
+        <w:tcBorders>
+          <w:top w:val="none" w:color="000000" w:sz="4" w:space="0"/>
+          <w:left w:val="none" w:color="000000" w:sz="4" w:space="0"/>
+          <w:bottom w:val="none" w:color="000000" w:sz="4" w:space="0"/>
+          <w:right w:val="none" w:color="000000" w:sz="4" w:space="0"/>
+        </w:tcBorders>
+      </w:tcPr>
+    </w:tblStylePr>
     <w:tblStylePr w:type="nwCell">
       <w:pPr>
         <w:pBdr/>
@@ -15461,9 +15427,9 @@
       </w:tcPr>
     </w:tblStylePr>
   </w:style>
-  <w:style w:type="table" w:styleId="34">
+  <w:style w:type="table" w:styleId="723">
     <w:name w:val="Grid Table 3 - Accent 1"/>
-    <w:basedOn w:val="665"/>
+    <w:basedOn w:val="887"/>
     <w:uiPriority w:val="99"/>
     <w:pPr>
       <w:pBdr/>
@@ -15562,29 +15528,6 @@
         <w:tblBorders/>
       </w:tblPr>
       <w:tcPr>
-        <w:shd w:color="ffffff"/>
-        <w:tcBorders>
-          <w:top w:val="none" w:color="000000" w:sz="4" w:space="0"/>
-          <w:left w:val="none" w:color="000000" w:sz="4" w:space="0"/>
-          <w:bottom w:val="none" w:color="000000" w:sz="4" w:space="0"/>
-          <w:right w:val="none" w:color="000000" w:sz="4" w:space="0"/>
-        </w:tcBorders>
-      </w:tcPr>
-    </w:tblStylePr>
-    <w:tblStylePr w:type="firstRow">
-      <w:rPr>
-        <w:b/>
-        <w:color w:val="404040"/>
-      </w:rPr>
-      <w:pPr>
-        <w:pBdr/>
-        <w:spacing/>
-        <w:ind/>
-      </w:pPr>
-      <w:tblPr>
-        <w:tblBorders/>
-      </w:tblPr>
-      <w:tcPr>
         <w:shd w:val="clear" w:color="ffffff"/>
         <w:tcBorders>
           <w:top w:val="none" w:color="000000" w:sz="4" w:space="0"/>
@@ -15594,30 +15537,7 @@
         </w:tcBorders>
       </w:tcPr>
     </w:tblStylePr>
-    <w:tblStylePr w:type="lastCol">
-      <w:rPr>
-        <w:i/>
-        <w:color w:val="404040"/>
-      </w:rPr>
-      <w:pPr>
-        <w:pBdr/>
-        <w:spacing/>
-        <w:ind/>
-      </w:pPr>
-      <w:tblPr>
-        <w:tblBorders/>
-      </w:tblPr>
-      <w:tcPr>
-        <w:shd w:color="ffffff"/>
-        <w:tcBorders>
-          <w:top w:val="none" w:color="000000" w:sz="4" w:space="0"/>
-          <w:left w:val="none" w:color="000000" w:sz="4" w:space="0"/>
-          <w:bottom w:val="none" w:color="000000" w:sz="4" w:space="0"/>
-          <w:right w:val="none" w:color="000000" w:sz="4" w:space="0"/>
-        </w:tcBorders>
-      </w:tcPr>
-    </w:tblStylePr>
-    <w:tblStylePr w:type="lastRow">
+    <w:tblStylePr w:type="firstRow">
       <w:rPr>
         <w:b/>
         <w:color w:val="404040"/>
@@ -15640,6 +15560,52 @@
         </w:tcBorders>
       </w:tcPr>
     </w:tblStylePr>
+    <w:tblStylePr w:type="lastCol">
+      <w:rPr>
+        <w:i/>
+        <w:color w:val="404040"/>
+      </w:rPr>
+      <w:pPr>
+        <w:pBdr/>
+        <w:spacing/>
+        <w:ind/>
+      </w:pPr>
+      <w:tblPr>
+        <w:tblBorders/>
+      </w:tblPr>
+      <w:tcPr>
+        <w:shd w:val="clear" w:color="ffffff"/>
+        <w:tcBorders>
+          <w:top w:val="none" w:color="000000" w:sz="4" w:space="0"/>
+          <w:left w:val="none" w:color="000000" w:sz="4" w:space="0"/>
+          <w:bottom w:val="none" w:color="000000" w:sz="4" w:space="0"/>
+          <w:right w:val="none" w:color="000000" w:sz="4" w:space="0"/>
+        </w:tcBorders>
+      </w:tcPr>
+    </w:tblStylePr>
+    <w:tblStylePr w:type="lastRow">
+      <w:rPr>
+        <w:b/>
+        <w:color w:val="404040"/>
+      </w:rPr>
+      <w:pPr>
+        <w:pBdr/>
+        <w:spacing/>
+        <w:ind/>
+      </w:pPr>
+      <w:tblPr>
+        <w:tblBorders/>
+      </w:tblPr>
+      <w:tcPr>
+        <w:shd w:val="clear" w:color="ffffff"/>
+        <w:tcBorders>
+          <w:top w:val="none" w:color="000000" w:sz="4" w:space="0"/>
+          <w:left w:val="none" w:color="000000" w:sz="4" w:space="0"/>
+          <w:bottom w:val="none" w:color="000000" w:sz="4" w:space="0"/>
+          <w:right w:val="none" w:color="000000" w:sz="4" w:space="0"/>
+        </w:tcBorders>
+      </w:tcPr>
+    </w:tblStylePr>
     <w:tblStylePr w:type="nwCell">
       <w:pPr>
         <w:pBdr/>
@@ -15706,9 +15672,9 @@
       </w:tcPr>
     </w:tblStylePr>
   </w:style>
-  <w:style w:type="table" w:styleId="35">
+  <w:style w:type="table" w:styleId="724">
     <w:name w:val="Grid Table 3 - Accent 2"/>
-    <w:basedOn w:val="665"/>
+    <w:basedOn w:val="887"/>
     <w:uiPriority w:val="99"/>
     <w:pPr>
       <w:pBdr/>
@@ -15807,29 +15773,6 @@
         <w:tblBorders/>
       </w:tblPr>
       <w:tcPr>
-        <w:shd w:color="ffffff"/>
-        <w:tcBorders>
-          <w:top w:val="none" w:color="000000" w:sz="4" w:space="0"/>
-          <w:left w:val="none" w:color="000000" w:sz="4" w:space="0"/>
-          <w:bottom w:val="none" w:color="000000" w:sz="4" w:space="0"/>
-          <w:right w:val="none" w:color="000000" w:sz="4" w:space="0"/>
-        </w:tcBorders>
-      </w:tcPr>
-    </w:tblStylePr>
-    <w:tblStylePr w:type="firstRow">
-      <w:rPr>
-        <w:b/>
-        <w:color w:val="404040"/>
-      </w:rPr>
-      <w:pPr>
-        <w:pBdr/>
-        <w:spacing/>
-        <w:ind/>
-      </w:pPr>
-      <w:tblPr>
-        <w:tblBorders/>
-      </w:tblPr>
-      <w:tcPr>
         <w:shd w:val="clear" w:color="ffffff"/>
         <w:tcBorders>
           <w:top w:val="none" w:color="000000" w:sz="4" w:space="0"/>
@@ -15839,30 +15782,7 @@
         </w:tcBorders>
       </w:tcPr>
     </w:tblStylePr>
-    <w:tblStylePr w:type="lastCol">
-      <w:rPr>
-        <w:i/>
-        <w:color w:val="404040"/>
-      </w:rPr>
-      <w:pPr>
-        <w:pBdr/>
-        <w:spacing/>
-        <w:ind/>
-      </w:pPr>
-      <w:tblPr>
-        <w:tblBorders/>
-      </w:tblPr>
-      <w:tcPr>
-        <w:shd w:color="ffffff"/>
-        <w:tcBorders>
-          <w:top w:val="none" w:color="000000" w:sz="4" w:space="0"/>
-          <w:left w:val="none" w:color="000000" w:sz="4" w:space="0"/>
-          <w:bottom w:val="none" w:color="000000" w:sz="4" w:space="0"/>
-          <w:right w:val="none" w:color="000000" w:sz="4" w:space="0"/>
-        </w:tcBorders>
-      </w:tcPr>
-    </w:tblStylePr>
-    <w:tblStylePr w:type="lastRow">
+    <w:tblStylePr w:type="firstRow">
       <w:rPr>
         <w:b/>
         <w:color w:val="404040"/>
@@ -15885,6 +15805,52 @@
         </w:tcBorders>
       </w:tcPr>
     </w:tblStylePr>
+    <w:tblStylePr w:type="lastCol">
+      <w:rPr>
+        <w:i/>
+        <w:color w:val="404040"/>
+      </w:rPr>
+      <w:pPr>
+        <w:pBdr/>
+        <w:spacing/>
+        <w:ind/>
+      </w:pPr>
+      <w:tblPr>
+        <w:tblBorders/>
+      </w:tblPr>
+      <w:tcPr>
+        <w:shd w:val="clear" w:color="ffffff"/>
+        <w:tcBorders>
+          <w:top w:val="none" w:color="000000" w:sz="4" w:space="0"/>
+          <w:left w:val="none" w:color="000000" w:sz="4" w:space="0"/>
+          <w:bottom w:val="none" w:color="000000" w:sz="4" w:space="0"/>
+          <w:right w:val="none" w:color="000000" w:sz="4" w:space="0"/>
+        </w:tcBorders>
+      </w:tcPr>
+    </w:tblStylePr>
+    <w:tblStylePr w:type="lastRow">
+      <w:rPr>
+        <w:b/>
+        <w:color w:val="404040"/>
+      </w:rPr>
+      <w:pPr>
+        <w:pBdr/>
+        <w:spacing/>
+        <w:ind/>
+      </w:pPr>
+      <w:tblPr>
+        <w:tblBorders/>
+      </w:tblPr>
+      <w:tcPr>
+        <w:shd w:val="clear" w:color="ffffff"/>
+        <w:tcBorders>
+          <w:top w:val="none" w:color="000000" w:sz="4" w:space="0"/>
+          <w:left w:val="none" w:color="000000" w:sz="4" w:space="0"/>
+          <w:bottom w:val="none" w:color="000000" w:sz="4" w:space="0"/>
+          <w:right w:val="none" w:color="000000" w:sz="4" w:space="0"/>
+        </w:tcBorders>
+      </w:tcPr>
+    </w:tblStylePr>
     <w:tblStylePr w:type="nwCell">
       <w:pPr>
         <w:pBdr/>
@@ -15951,9 +15917,9 @@
       </w:tcPr>
     </w:tblStylePr>
   </w:style>
-  <w:style w:type="table" w:styleId="36">
+  <w:style w:type="table" w:styleId="725">
     <w:name w:val="Grid Table 3 - Accent 3"/>
-    <w:basedOn w:val="665"/>
+    <w:basedOn w:val="887"/>
     <w:uiPriority w:val="99"/>
     <w:pPr>
       <w:pBdr/>
@@ -16052,29 +16018,6 @@
         <w:tblBorders/>
       </w:tblPr>
       <w:tcPr>
-        <w:shd w:color="ffffff"/>
-        <w:tcBorders>
-          <w:top w:val="none" w:color="000000" w:sz="4" w:space="0"/>
-          <w:left w:val="none" w:color="000000" w:sz="4" w:space="0"/>
-          <w:bottom w:val="none" w:color="000000" w:sz="4" w:space="0"/>
-          <w:right w:val="none" w:color="000000" w:sz="4" w:space="0"/>
-        </w:tcBorders>
-      </w:tcPr>
-    </w:tblStylePr>
-    <w:tblStylePr w:type="firstRow">
-      <w:rPr>
-        <w:b/>
-        <w:color w:val="404040"/>
-      </w:rPr>
-      <w:pPr>
-        <w:pBdr/>
-        <w:spacing/>
-        <w:ind/>
-      </w:pPr>
-      <w:tblPr>
-        <w:tblBorders/>
-      </w:tblPr>
-      <w:tcPr>
         <w:shd w:val="clear" w:color="ffffff"/>
         <w:tcBorders>
           <w:top w:val="none" w:color="000000" w:sz="4" w:space="0"/>
@@ -16084,30 +16027,7 @@
         </w:tcBorders>
       </w:tcPr>
     </w:tblStylePr>
-    <w:tblStylePr w:type="lastCol">
-      <w:rPr>
-        <w:i/>
-        <w:color w:val="404040"/>
-      </w:rPr>
-      <w:pPr>
-        <w:pBdr/>
-        <w:spacing/>
-        <w:ind/>
-      </w:pPr>
-      <w:tblPr>
-        <w:tblBorders/>
-      </w:tblPr>
-      <w:tcPr>
-        <w:shd w:color="ffffff"/>
-        <w:tcBorders>
-          <w:top w:val="none" w:color="000000" w:sz="4" w:space="0"/>
-          <w:left w:val="none" w:color="000000" w:sz="4" w:space="0"/>
-          <w:bottom w:val="none" w:color="000000" w:sz="4" w:space="0"/>
-          <w:right w:val="none" w:color="000000" w:sz="4" w:space="0"/>
-        </w:tcBorders>
-      </w:tcPr>
-    </w:tblStylePr>
-    <w:tblStylePr w:type="lastRow">
+    <w:tblStylePr w:type="firstRow">
       <w:rPr>
         <w:b/>
         <w:color w:val="404040"/>
@@ -16130,6 +16050,52 @@
         </w:tcBorders>
       </w:tcPr>
     </w:tblStylePr>
+    <w:tblStylePr w:type="lastCol">
+      <w:rPr>
+        <w:i/>
+        <w:color w:val="404040"/>
+      </w:rPr>
+      <w:pPr>
+        <w:pBdr/>
+        <w:spacing/>
+        <w:ind/>
+      </w:pPr>
+      <w:tblPr>
+        <w:tblBorders/>
+      </w:tblPr>
+      <w:tcPr>
+        <w:shd w:val="clear" w:color="ffffff"/>
+        <w:tcBorders>
+          <w:top w:val="none" w:color="000000" w:sz="4" w:space="0"/>
+          <w:left w:val="none" w:color="000000" w:sz="4" w:space="0"/>
+          <w:bottom w:val="none" w:color="000000" w:sz="4" w:space="0"/>
+          <w:right w:val="none" w:color="000000" w:sz="4" w:space="0"/>
+        </w:tcBorders>
+      </w:tcPr>
+    </w:tblStylePr>
+    <w:tblStylePr w:type="lastRow">
+      <w:rPr>
+        <w:b/>
+        <w:color w:val="404040"/>
+      </w:rPr>
+      <w:pPr>
+        <w:pBdr/>
+        <w:spacing/>
+        <w:ind/>
+      </w:pPr>
+      <w:tblPr>
+        <w:tblBorders/>
+      </w:tblPr>
+      <w:tcPr>
+        <w:shd w:val="clear" w:color="ffffff"/>
+        <w:tcBorders>
+          <w:top w:val="none" w:color="000000" w:sz="4" w:space="0"/>
+          <w:left w:val="none" w:color="000000" w:sz="4" w:space="0"/>
+          <w:bottom w:val="none" w:color="000000" w:sz="4" w:space="0"/>
+          <w:right w:val="none" w:color="000000" w:sz="4" w:space="0"/>
+        </w:tcBorders>
+      </w:tcPr>
+    </w:tblStylePr>
     <w:tblStylePr w:type="nwCell">
       <w:pPr>
         <w:pBdr/>
@@ -16196,9 +16162,9 @@
       </w:tcPr>
     </w:tblStylePr>
   </w:style>
-  <w:style w:type="table" w:styleId="37">
+  <w:style w:type="table" w:styleId="726">
     <w:name w:val="Grid Table 3 - Accent 4"/>
-    <w:basedOn w:val="665"/>
+    <w:basedOn w:val="887"/>
     <w:uiPriority w:val="99"/>
     <w:pPr>
       <w:pBdr/>
@@ -16297,29 +16263,6 @@
         <w:tblBorders/>
       </w:tblPr>
       <w:tcPr>
-        <w:shd w:color="ffffff"/>
-        <w:tcBorders>
-          <w:top w:val="none" w:color="000000" w:sz="4" w:space="0"/>
-          <w:left w:val="none" w:color="000000" w:sz="4" w:space="0"/>
-          <w:bottom w:val="none" w:color="000000" w:sz="4" w:space="0"/>
-          <w:right w:val="none" w:color="000000" w:sz="4" w:space="0"/>
-        </w:tcBorders>
-      </w:tcPr>
-    </w:tblStylePr>
-    <w:tblStylePr w:type="firstRow">
-      <w:rPr>
-        <w:b/>
-        <w:color w:val="404040"/>
-      </w:rPr>
-      <w:pPr>
-        <w:pBdr/>
-        <w:spacing/>
-        <w:ind/>
-      </w:pPr>
-      <w:tblPr>
-        <w:tblBorders/>
-      </w:tblPr>
-      <w:tcPr>
         <w:shd w:val="clear" w:color="ffffff"/>
         <w:tcBorders>
           <w:top w:val="none" w:color="000000" w:sz="4" w:space="0"/>
@@ -16329,30 +16272,7 @@
         </w:tcBorders>
       </w:tcPr>
     </w:tblStylePr>
-    <w:tblStylePr w:type="lastCol">
-      <w:rPr>
-        <w:i/>
-        <w:color w:val="404040"/>
-      </w:rPr>
-      <w:pPr>
-        <w:pBdr/>
-        <w:spacing/>
-        <w:ind/>
-      </w:pPr>
-      <w:tblPr>
-        <w:tblBorders/>
-      </w:tblPr>
-      <w:tcPr>
-        <w:shd w:color="ffffff"/>
-        <w:tcBorders>
-          <w:top w:val="none" w:color="000000" w:sz="4" w:space="0"/>
-          <w:left w:val="none" w:color="000000" w:sz="4" w:space="0"/>
-          <w:bottom w:val="none" w:color="000000" w:sz="4" w:space="0"/>
-          <w:right w:val="none" w:color="000000" w:sz="4" w:space="0"/>
-        </w:tcBorders>
-      </w:tcPr>
-    </w:tblStylePr>
-    <w:tblStylePr w:type="lastRow">
+    <w:tblStylePr w:type="firstRow">
       <w:rPr>
         <w:b/>
         <w:color w:val="404040"/>
@@ -16375,6 +16295,52 @@
         </w:tcBorders>
       </w:tcPr>
     </w:tblStylePr>
+    <w:tblStylePr w:type="lastCol">
+      <w:rPr>
+        <w:i/>
+        <w:color w:val="404040"/>
+      </w:rPr>
+      <w:pPr>
+        <w:pBdr/>
+        <w:spacing/>
+        <w:ind/>
+      </w:pPr>
+      <w:tblPr>
+        <w:tblBorders/>
+      </w:tblPr>
+      <w:tcPr>
+        <w:shd w:val="clear" w:color="ffffff"/>
+        <w:tcBorders>
+          <w:top w:val="none" w:color="000000" w:sz="4" w:space="0"/>
+          <w:left w:val="none" w:color="000000" w:sz="4" w:space="0"/>
+          <w:bottom w:val="none" w:color="000000" w:sz="4" w:space="0"/>
+          <w:right w:val="none" w:color="000000" w:sz="4" w:space="0"/>
+        </w:tcBorders>
+      </w:tcPr>
+    </w:tblStylePr>
+    <w:tblStylePr w:type="lastRow">
+      <w:rPr>
+        <w:b/>
+        <w:color w:val="404040"/>
+      </w:rPr>
+      <w:pPr>
+        <w:pBdr/>
+        <w:spacing/>
+        <w:ind/>
+      </w:pPr>
+      <w:tblPr>
+        <w:tblBorders/>
+      </w:tblPr>
+      <w:tcPr>
+        <w:shd w:val="clear" w:color="ffffff"/>
+        <w:tcBorders>
+          <w:top w:val="none" w:color="000000" w:sz="4" w:space="0"/>
+          <w:left w:val="none" w:color="000000" w:sz="4" w:space="0"/>
+          <w:bottom w:val="none" w:color="000000" w:sz="4" w:space="0"/>
+          <w:right w:val="none" w:color="000000" w:sz="4" w:space="0"/>
+        </w:tcBorders>
+      </w:tcPr>
+    </w:tblStylePr>
     <w:tblStylePr w:type="nwCell">
       <w:pPr>
         <w:pBdr/>
@@ -16441,9 +16407,9 @@
       </w:tcPr>
     </w:tblStylePr>
   </w:style>
-  <w:style w:type="table" w:styleId="38">
+  <w:style w:type="table" w:styleId="727">
     <w:name w:val="Grid Table 3 - Accent 5"/>
-    <w:basedOn w:val="665"/>
+    <w:basedOn w:val="887"/>
     <w:uiPriority w:val="99"/>
     <w:pPr>
       <w:pBdr/>
@@ -16542,29 +16508,6 @@
         <w:tblBorders/>
       </w:tblPr>
       <w:tcPr>
-        <w:shd w:color="ffffff"/>
-        <w:tcBorders>
-          <w:top w:val="none" w:color="000000" w:sz="4" w:space="0"/>
-          <w:left w:val="none" w:color="000000" w:sz="4" w:space="0"/>
-          <w:bottom w:val="none" w:color="000000" w:sz="4" w:space="0"/>
-          <w:right w:val="none" w:color="000000" w:sz="4" w:space="0"/>
-        </w:tcBorders>
-      </w:tcPr>
-    </w:tblStylePr>
-    <w:tblStylePr w:type="firstRow">
-      <w:rPr>
-        <w:b/>
-        <w:color w:val="404040"/>
-      </w:rPr>
-      <w:pPr>
-        <w:pBdr/>
-        <w:spacing/>
-        <w:ind/>
-      </w:pPr>
-      <w:tblPr>
-        <w:tblBorders/>
-      </w:tblPr>
-      <w:tcPr>
         <w:shd w:val="clear" w:color="ffffff"/>
         <w:tcBorders>
           <w:top w:val="none" w:color="000000" w:sz="4" w:space="0"/>
@@ -16574,30 +16517,7 @@
         </w:tcBorders>
       </w:tcPr>
     </w:tblStylePr>
-    <w:tblStylePr w:type="lastCol">
-      <w:rPr>
-        <w:i/>
-        <w:color w:val="404040"/>
-      </w:rPr>
-      <w:pPr>
-        <w:pBdr/>
-        <w:spacing/>
-        <w:ind/>
-      </w:pPr>
-      <w:tblPr>
-        <w:tblBorders/>
-      </w:tblPr>
-      <w:tcPr>
-        <w:shd w:color="ffffff"/>
-        <w:tcBorders>
-          <w:top w:val="none" w:color="000000" w:sz="4" w:space="0"/>
-          <w:left w:val="none" w:color="000000" w:sz="4" w:space="0"/>
-          <w:bottom w:val="none" w:color="000000" w:sz="4" w:space="0"/>
-          <w:right w:val="none" w:color="000000" w:sz="4" w:space="0"/>
-        </w:tcBorders>
-      </w:tcPr>
-    </w:tblStylePr>
-    <w:tblStylePr w:type="lastRow">
+    <w:tblStylePr w:type="firstRow">
       <w:rPr>
         <w:b/>
         <w:color w:val="404040"/>
@@ -16620,6 +16540,52 @@
         </w:tcBorders>
       </w:tcPr>
     </w:tblStylePr>
+    <w:tblStylePr w:type="lastCol">
+      <w:rPr>
+        <w:i/>
+        <w:color w:val="404040"/>
+      </w:rPr>
+      <w:pPr>
+        <w:pBdr/>
+        <w:spacing/>
+        <w:ind/>
+      </w:pPr>
+      <w:tblPr>
+        <w:tblBorders/>
+      </w:tblPr>
+      <w:tcPr>
+        <w:shd w:val="clear" w:color="ffffff"/>
+        <w:tcBorders>
+          <w:top w:val="none" w:color="000000" w:sz="4" w:space="0"/>
+          <w:left w:val="none" w:color="000000" w:sz="4" w:space="0"/>
+          <w:bottom w:val="none" w:color="000000" w:sz="4" w:space="0"/>
+          <w:right w:val="none" w:color="000000" w:sz="4" w:space="0"/>
+        </w:tcBorders>
+      </w:tcPr>
+    </w:tblStylePr>
+    <w:tblStylePr w:type="lastRow">
+      <w:rPr>
+        <w:b/>
+        <w:color w:val="404040"/>
+      </w:rPr>
+      <w:pPr>
+        <w:pBdr/>
+        <w:spacing/>
+        <w:ind/>
+      </w:pPr>
+      <w:tblPr>
+        <w:tblBorders/>
+      </w:tblPr>
+      <w:tcPr>
+        <w:shd w:val="clear" w:color="ffffff"/>
+        <w:tcBorders>
+          <w:top w:val="none" w:color="000000" w:sz="4" w:space="0"/>
+          <w:left w:val="none" w:color="000000" w:sz="4" w:space="0"/>
+          <w:bottom w:val="none" w:color="000000" w:sz="4" w:space="0"/>
+          <w:right w:val="none" w:color="000000" w:sz="4" w:space="0"/>
+        </w:tcBorders>
+      </w:tcPr>
+    </w:tblStylePr>
     <w:tblStylePr w:type="nwCell">
       <w:pPr>
         <w:pBdr/>
@@ -16686,9 +16652,9 @@
       </w:tcPr>
     </w:tblStylePr>
   </w:style>
-  <w:style w:type="table" w:styleId="39">
+  <w:style w:type="table" w:styleId="728">
     <w:name w:val="Grid Table 3 - Accent 6"/>
-    <w:basedOn w:val="665"/>
+    <w:basedOn w:val="887"/>
     <w:uiPriority w:val="99"/>
     <w:pPr>
       <w:pBdr/>
@@ -16787,29 +16753,6 @@
         <w:tblBorders/>
       </w:tblPr>
       <w:tcPr>
-        <w:shd w:color="ffffff"/>
-        <w:tcBorders>
-          <w:top w:val="none" w:color="000000" w:sz="4" w:space="0"/>
-          <w:left w:val="none" w:color="000000" w:sz="4" w:space="0"/>
-          <w:bottom w:val="none" w:color="000000" w:sz="4" w:space="0"/>
-          <w:right w:val="none" w:color="000000" w:sz="4" w:space="0"/>
-        </w:tcBorders>
-      </w:tcPr>
-    </w:tblStylePr>
-    <w:tblStylePr w:type="firstRow">
-      <w:rPr>
-        <w:b/>
-        <w:color w:val="404040"/>
-      </w:rPr>
-      <w:pPr>
-        <w:pBdr/>
-        <w:spacing/>
-        <w:ind/>
-      </w:pPr>
-      <w:tblPr>
-        <w:tblBorders/>
-      </w:tblPr>
-      <w:tcPr>
         <w:shd w:val="clear" w:color="ffffff"/>
         <w:tcBorders>
           <w:top w:val="none" w:color="000000" w:sz="4" w:space="0"/>
@@ -16819,30 +16762,7 @@
         </w:tcBorders>
       </w:tcPr>
     </w:tblStylePr>
-    <w:tblStylePr w:type="lastCol">
-      <w:rPr>
-        <w:i/>
-        <w:color w:val="404040"/>
-      </w:rPr>
-      <w:pPr>
-        <w:pBdr/>
-        <w:spacing/>
-        <w:ind/>
-      </w:pPr>
-      <w:tblPr>
-        <w:tblBorders/>
-      </w:tblPr>
-      <w:tcPr>
-        <w:shd w:color="ffffff"/>
-        <w:tcBorders>
-          <w:top w:val="none" w:color="000000" w:sz="4" w:space="0"/>
-          <w:left w:val="none" w:color="000000" w:sz="4" w:space="0"/>
-          <w:bottom w:val="none" w:color="000000" w:sz="4" w:space="0"/>
-          <w:right w:val="none" w:color="000000" w:sz="4" w:space="0"/>
-        </w:tcBorders>
-      </w:tcPr>
-    </w:tblStylePr>
-    <w:tblStylePr w:type="lastRow">
+    <w:tblStylePr w:type="firstRow">
       <w:rPr>
         <w:b/>
         <w:color w:val="404040"/>
@@ -16865,6 +16785,52 @@
         </w:tcBorders>
       </w:tcPr>
     </w:tblStylePr>
+    <w:tblStylePr w:type="lastCol">
+      <w:rPr>
+        <w:i/>
+        <w:color w:val="404040"/>
+      </w:rPr>
+      <w:pPr>
+        <w:pBdr/>
+        <w:spacing/>
+        <w:ind/>
+      </w:pPr>
+      <w:tblPr>
+        <w:tblBorders/>
+      </w:tblPr>
+      <w:tcPr>
+        <w:shd w:val="clear" w:color="ffffff"/>
+        <w:tcBorders>
+          <w:top w:val="none" w:color="000000" w:sz="4" w:space="0"/>
+          <w:left w:val="none" w:color="000000" w:sz="4" w:space="0"/>
+          <w:bottom w:val="none" w:color="000000" w:sz="4" w:space="0"/>
+          <w:right w:val="none" w:color="000000" w:sz="4" w:space="0"/>
+        </w:tcBorders>
+      </w:tcPr>
+    </w:tblStylePr>
+    <w:tblStylePr w:type="lastRow">
+      <w:rPr>
+        <w:b/>
+        <w:color w:val="404040"/>
+      </w:rPr>
+      <w:pPr>
+        <w:pBdr/>
+        <w:spacing/>
+        <w:ind/>
+      </w:pPr>
+      <w:tblPr>
+        <w:tblBorders/>
+      </w:tblPr>
+      <w:tcPr>
+        <w:shd w:val="clear" w:color="ffffff"/>
+        <w:tcBorders>
+          <w:top w:val="none" w:color="000000" w:sz="4" w:space="0"/>
+          <w:left w:val="none" w:color="000000" w:sz="4" w:space="0"/>
+          <w:bottom w:val="none" w:color="000000" w:sz="4" w:space="0"/>
+          <w:right w:val="none" w:color="000000" w:sz="4" w:space="0"/>
+        </w:tcBorders>
+      </w:tcPr>
+    </w:tblStylePr>
     <w:tblStylePr w:type="nwCell">
       <w:pPr>
         <w:pBdr/>
@@ -16931,9 +16897,9 @@
       </w:tcPr>
     </w:tblStylePr>
   </w:style>
-  <w:style w:type="table" w:styleId="40">
+  <w:style w:type="table" w:styleId="729">
     <w:name w:val="Grid Table 4"/>
-    <w:basedOn w:val="665"/>
+    <w:basedOn w:val="887"/>
     <w:uiPriority w:val="59"/>
     <w:pPr>
       <w:pBdr/>
@@ -17164,9 +17130,9 @@
       </w:tcPr>
     </w:tblStylePr>
   </w:style>
-  <w:style w:type="table" w:styleId="41">
+  <w:style w:type="table" w:styleId="730">
     <w:name w:val="Grid Table 4 - Accent 1"/>
-    <w:basedOn w:val="665"/>
+    <w:basedOn w:val="887"/>
     <w:uiPriority w:val="59"/>
     <w:pPr>
       <w:pBdr/>
@@ -17397,9 +17363,9 @@
       </w:tcPr>
     </w:tblStylePr>
   </w:style>
-  <w:style w:type="table" w:styleId="42">
+  <w:style w:type="table" w:styleId="731">
     <w:name w:val="Grid Table 4 - Accent 2"/>
-    <w:basedOn w:val="665"/>
+    <w:basedOn w:val="887"/>
     <w:uiPriority w:val="59"/>
     <w:pPr>
       <w:pBdr/>
@@ -17630,9 +17596,9 @@
       </w:tcPr>
     </w:tblStylePr>
   </w:style>
-  <w:style w:type="table" w:styleId="43">
+  <w:style w:type="table" w:styleId="732">
     <w:name w:val="Grid Table 4 - Accent 3"/>
-    <w:basedOn w:val="665"/>
+    <w:basedOn w:val="887"/>
     <w:uiPriority w:val="59"/>
     <w:pPr>
       <w:pBdr/>
@@ -17863,9 +17829,9 @@
       </w:tcPr>
     </w:tblStylePr>
   </w:style>
-  <w:style w:type="table" w:styleId="44">
+  <w:style w:type="table" w:styleId="733">
     <w:name w:val="Grid Table 4 - Accent 4"/>
-    <w:basedOn w:val="665"/>
+    <w:basedOn w:val="887"/>
     <w:uiPriority w:val="59"/>
     <w:pPr>
       <w:pBdr/>
@@ -18096,9 +18062,9 @@
       </w:tcPr>
     </w:tblStylePr>
   </w:style>
-  <w:style w:type="table" w:styleId="45">
+  <w:style w:type="table" w:styleId="734">
     <w:name w:val="Grid Table 4 - Accent 5"/>
-    <w:basedOn w:val="665"/>
+    <w:basedOn w:val="887"/>
     <w:uiPriority w:val="59"/>
     <w:pPr>
       <w:pBdr/>
@@ -18329,9 +18295,9 @@
       </w:tcPr>
     </w:tblStylePr>
   </w:style>
-  <w:style w:type="table" w:styleId="46">
+  <w:style w:type="table" w:styleId="735">
     <w:name w:val="Grid Table 4 - Accent 6"/>
-    <w:basedOn w:val="665"/>
+    <w:basedOn w:val="887"/>
     <w:uiPriority w:val="59"/>
     <w:pPr>
       <w:pBdr/>
@@ -18562,9 +18528,9 @@
       </w:tcPr>
     </w:tblStylePr>
   </w:style>
-  <w:style w:type="table" w:styleId="47">
+  <w:style w:type="table" w:styleId="736">
     <w:name w:val="Grid Table 5 Dark"/>
-    <w:basedOn w:val="665"/>
+    <w:basedOn w:val="887"/>
     <w:uiPriority w:val="99"/>
     <w:pPr>
       <w:pBdr/>
@@ -18790,9 +18756,9 @@
       </w:tcPr>
     </w:tblStylePr>
   </w:style>
-  <w:style w:type="table" w:styleId="48">
+  <w:style w:type="table" w:styleId="737">
     <w:name w:val="Grid Table 5 Dark- Accent 1"/>
-    <w:basedOn w:val="665"/>
+    <w:basedOn w:val="887"/>
     <w:uiPriority w:val="99"/>
     <w:pPr>
       <w:pBdr/>
@@ -19018,9 +18984,9 @@
       </w:tcPr>
     </w:tblStylePr>
   </w:style>
-  <w:style w:type="table" w:styleId="49">
+  <w:style w:type="table" w:styleId="738">
     <w:name w:val="Grid Table 5 Dark - Accent 2"/>
-    <w:basedOn w:val="665"/>
+    <w:basedOn w:val="887"/>
     <w:uiPriority w:val="99"/>
     <w:pPr>
       <w:pBdr/>
@@ -19246,9 +19212,9 @@
       </w:tcPr>
     </w:tblStylePr>
   </w:style>
-  <w:style w:type="table" w:styleId="50">
+  <w:style w:type="table" w:styleId="739">
     <w:name w:val="Grid Table 5 Dark - Accent 3"/>
-    <w:basedOn w:val="665"/>
+    <w:basedOn w:val="887"/>
     <w:uiPriority w:val="99"/>
     <w:pPr>
       <w:pBdr/>
@@ -19474,9 +19440,9 @@
       </w:tcPr>
     </w:tblStylePr>
   </w:style>
-  <w:style w:type="table" w:styleId="51">
+  <w:style w:type="table" w:styleId="740">
     <w:name w:val="Grid Table 5 Dark- Accent 4"/>
-    <w:basedOn w:val="665"/>
+    <w:basedOn w:val="887"/>
     <w:uiPriority w:val="99"/>
     <w:pPr>
       <w:pBdr/>
@@ -19702,9 +19668,9 @@
       </w:tcPr>
     </w:tblStylePr>
   </w:style>
-  <w:style w:type="table" w:styleId="52">
+  <w:style w:type="table" w:styleId="741">
     <w:name w:val="Grid Table 5 Dark - Accent 5"/>
-    <w:basedOn w:val="665"/>
+    <w:basedOn w:val="887"/>
     <w:uiPriority w:val="99"/>
     <w:pPr>
       <w:pBdr/>
@@ -19930,9 +19896,9 @@
       </w:tcPr>
     </w:tblStylePr>
   </w:style>
-  <w:style w:type="table" w:styleId="53">
+  <w:style w:type="table" w:styleId="742">
     <w:name w:val="Grid Table 5 Dark - Accent 6"/>
-    <w:basedOn w:val="665"/>
+    <w:basedOn w:val="887"/>
     <w:uiPriority w:val="99"/>
     <w:pPr>
       <w:pBdr/>
@@ -20158,9 +20124,9 @@
       </w:tcPr>
     </w:tblStylePr>
   </w:style>
-  <w:style w:type="table" w:styleId="54">
+  <w:style w:type="table" w:styleId="743">
     <w:name w:val="Grid Table 6 Colorful"/>
-    <w:basedOn w:val="665"/>
+    <w:basedOn w:val="887"/>
     <w:uiPriority w:val="99"/>
     <w:pPr>
       <w:pBdr/>
@@ -20388,9 +20354,9 @@
       </w:tcPr>
     </w:tblStylePr>
   </w:style>
-  <w:style w:type="table" w:styleId="55">
+  <w:style w:type="table" w:styleId="744">
     <w:name w:val="Grid Table 6 Colorful - Accent 1"/>
-    <w:basedOn w:val="665"/>
+    <w:basedOn w:val="887"/>
     <w:uiPriority w:val="99"/>
     <w:pPr>
       <w:pBdr/>
@@ -20618,9 +20584,9 @@
       </w:tcPr>
     </w:tblStylePr>
   </w:style>
-  <w:style w:type="table" w:styleId="56">
+  <w:style w:type="table" w:styleId="745">
     <w:name w:val="Grid Table 6 Colorful - Accent 2"/>
-    <w:basedOn w:val="665"/>
+    <w:basedOn w:val="887"/>
     <w:uiPriority w:val="99"/>
     <w:pPr>
       <w:pBdr/>
@@ -20848,9 +20814,9 @@
       </w:tcPr>
     </w:tblStylePr>
   </w:style>
-  <w:style w:type="table" w:styleId="57">
+  <w:style w:type="table" w:styleId="746">
     <w:name w:val="Grid Table 6 Colorful - Accent 3"/>
-    <w:basedOn w:val="665"/>
+    <w:basedOn w:val="887"/>
     <w:uiPriority w:val="99"/>
     <w:pPr>
       <w:pBdr/>
@@ -21078,9 +21044,9 @@
       </w:tcPr>
     </w:tblStylePr>
   </w:style>
-  <w:style w:type="table" w:styleId="58">
+  <w:style w:type="table" w:styleId="747">
     <w:name w:val="Grid Table 6 Colorful - Accent 4"/>
-    <w:basedOn w:val="665"/>
+    <w:basedOn w:val="887"/>
     <w:uiPriority w:val="99"/>
     <w:pPr>
       <w:pBdr/>
@@ -21308,9 +21274,9 @@
       </w:tcPr>
     </w:tblStylePr>
   </w:style>
-  <w:style w:type="table" w:styleId="59">
+  <w:style w:type="table" w:styleId="748">
     <w:name w:val="Grid Table 6 Colorful - Accent 5"/>
-    <w:basedOn w:val="665"/>
+    <w:basedOn w:val="887"/>
     <w:uiPriority w:val="99"/>
     <w:pPr>
       <w:pBdr/>
@@ -21538,9 +21504,9 @@
       </w:tcPr>
     </w:tblStylePr>
   </w:style>
-  <w:style w:type="table" w:styleId="60">
+  <w:style w:type="table" w:styleId="749">
     <w:name w:val="Grid Table 6 Colorful - Accent 6"/>
-    <w:basedOn w:val="665"/>
+    <w:basedOn w:val="887"/>
     <w:uiPriority w:val="99"/>
     <w:pPr>
       <w:pBdr/>
@@ -21768,9 +21734,9 @@
       </w:tcPr>
     </w:tblStylePr>
   </w:style>
-  <w:style w:type="table" w:styleId="61">
+  <w:style w:type="table" w:styleId="750">
     <w:name w:val="Grid Table 7 Colorful"/>
-    <w:basedOn w:val="665"/>
+    <w:basedOn w:val="887"/>
     <w:uiPriority w:val="99"/>
     <w:pPr>
       <w:pBdr/>
@@ -21872,11 +21838,11 @@
         <w:tblBorders/>
       </w:tblPr>
       <w:tcPr>
-        <w:shd w:color="ffffff"/>
+        <w:shd w:val="clear" w:color="ffffff"/>
         <w:tcBorders>
-          <w:top w:val="none"/>
-          <w:left w:val="none"/>
-          <w:bottom w:val="none"/>
+          <w:top w:val="none" w:color="000000" w:sz="4" w:space="0"/>
+          <w:left w:val="none" w:color="000000" w:sz="4" w:space="0"/>
+          <w:bottom w:val="none" w:color="000000" w:sz="4" w:space="0"/>
           <w:right w:val="single" w:color="000000" w:themeColor="text1" w:themeTint="80" w:sz="4" w:space="0"/>
         </w:tcBorders>
       </w:tcPr>
@@ -21899,10 +21865,10 @@
       <w:tcPr>
         <w:shd w:val="clear" w:color="ffffff" w:themeColor="light1" w:fill="ffffff" w:themeFill="light1"/>
         <w:tcBorders>
-          <w:top w:val="none"/>
-          <w:left w:val="none"/>
+          <w:top w:val="none" w:color="000000" w:sz="4" w:space="0"/>
+          <w:left w:val="none" w:color="000000" w:sz="4" w:space="0"/>
           <w:bottom w:val="single" w:color="000000" w:themeColor="text1" w:themeTint="80" w:sz="4" w:space="0"/>
-          <w:right w:val="none"/>
+          <w:right w:val="none" w:color="000000" w:sz="4" w:space="0"/>
         </w:tcBorders>
       </w:tcPr>
     </w:tblStylePr>
@@ -21922,12 +21888,12 @@
         <w:tblBorders/>
       </w:tblPr>
       <w:tcPr>
-        <w:shd w:color="ffffff"/>
+        <w:shd w:val="clear" w:color="ffffff"/>
         <w:tcBorders>
-          <w:top w:val="none"/>
+          <w:top w:val="none" w:color="000000" w:sz="4" w:space="0"/>
           <w:left w:val="single" w:color="000000" w:themeColor="text1" w:themeTint="80" w:sz="4" w:space="0"/>
-          <w:bottom w:val="none"/>
-          <w:right w:val="none"/>
+          <w:bottom w:val="none" w:color="000000" w:sz="4" w:space="0"/>
+          <w:right w:val="none" w:color="000000" w:sz="4" w:space="0"/>
         </w:tcBorders>
       </w:tcPr>
     </w:tblStylePr>
@@ -21950,9 +21916,9 @@
         <w:shd w:val="clear" w:color="ffffff" w:themeColor="light1" w:fill="ffffff" w:themeFill="light1"/>
         <w:tcBorders>
           <w:top w:val="single" w:color="000000" w:themeColor="text1" w:themeTint="80" w:sz="4" w:space="0"/>
-          <w:left w:val="none"/>
-          <w:bottom w:val="none"/>
-          <w:right w:val="none"/>
+          <w:left w:val="none" w:color="000000" w:sz="4" w:space="0"/>
+          <w:bottom w:val="none" w:color="000000" w:sz="4" w:space="0"/>
+          <w:right w:val="none" w:color="000000" w:sz="4" w:space="0"/>
         </w:tcBorders>
       </w:tcPr>
     </w:tblStylePr>
@@ -22022,9 +21988,9 @@
       </w:tcPr>
     </w:tblStylePr>
   </w:style>
-  <w:style w:type="table" w:styleId="62">
+  <w:style w:type="table" w:styleId="751">
     <w:name w:val="Grid Table 7 Colorful - Accent 1"/>
-    <w:basedOn w:val="665"/>
+    <w:basedOn w:val="887"/>
     <w:uiPriority w:val="99"/>
     <w:pPr>
       <w:pBdr/>
@@ -22126,11 +22092,11 @@
         <w:tblBorders/>
       </w:tblPr>
       <w:tcPr>
-        <w:shd w:color="ffffff"/>
+        <w:shd w:val="clear" w:color="ffffff"/>
         <w:tcBorders>
-          <w:top w:val="none"/>
-          <w:left w:val="none"/>
-          <w:bottom w:val="none"/>
+          <w:top w:val="none" w:color="000000" w:sz="4" w:space="0"/>
+          <w:left w:val="none" w:color="000000" w:sz="4" w:space="0"/>
+          <w:bottom w:val="none" w:color="000000" w:sz="4" w:space="0"/>
           <w:right w:val="single" w:color="000000" w:themeColor="accent1" w:themeTint="80" w:sz="4" w:space="0"/>
         </w:tcBorders>
       </w:tcPr>
@@ -22153,10 +22119,10 @@
       <w:tcPr>
         <w:shd w:val="clear" w:color="ffffff" w:themeColor="light1" w:fill="ffffff" w:themeFill="light1"/>
         <w:tcBorders>
-          <w:top w:val="none"/>
-          <w:left w:val="none"/>
+          <w:top w:val="none" w:color="000000" w:sz="4" w:space="0"/>
+          <w:left w:val="none" w:color="000000" w:sz="4" w:space="0"/>
           <w:bottom w:val="single" w:color="000000" w:themeColor="accent1" w:themeTint="80" w:sz="4" w:space="0"/>
-          <w:right w:val="none"/>
+          <w:right w:val="none" w:color="000000" w:sz="4" w:space="0"/>
         </w:tcBorders>
       </w:tcPr>
     </w:tblStylePr>
@@ -22176,12 +22142,12 @@
         <w:tblBorders/>
       </w:tblPr>
       <w:tcPr>
-        <w:shd w:color="ffffff"/>
+        <w:shd w:val="clear" w:color="ffffff"/>
         <w:tcBorders>
-          <w:top w:val="none"/>
+          <w:top w:val="none" w:color="000000" w:sz="4" w:space="0"/>
           <w:left w:val="single" w:color="000000" w:themeColor="accent1" w:themeTint="80" w:sz="4" w:space="0"/>
-          <w:bottom w:val="none"/>
-          <w:right w:val="none"/>
+          <w:bottom w:val="none" w:color="000000" w:sz="4" w:space="0"/>
+          <w:right w:val="none" w:color="000000" w:sz="4" w:space="0"/>
         </w:tcBorders>
       </w:tcPr>
     </w:tblStylePr>
@@ -22204,9 +22170,9 @@
         <w:shd w:val="clear" w:color="ffffff" w:themeColor="light1" w:fill="ffffff" w:themeFill="light1"/>
         <w:tcBorders>
           <w:top w:val="single" w:color="000000" w:themeColor="accent1" w:themeTint="80" w:sz="4" w:space="0"/>
-          <w:left w:val="none"/>
-          <w:bottom w:val="none"/>
-          <w:right w:val="none"/>
+          <w:left w:val="none" w:color="000000" w:sz="4" w:space="0"/>
+          <w:bottom w:val="none" w:color="000000" w:sz="4" w:space="0"/>
+          <w:right w:val="none" w:color="000000" w:sz="4" w:space="0"/>
         </w:tcBorders>
       </w:tcPr>
     </w:tblStylePr>
@@ -22276,9 +22242,9 @@
       </w:tcPr>
     </w:tblStylePr>
   </w:style>
-  <w:style w:type="table" w:styleId="63">
+  <w:style w:type="table" w:styleId="752">
     <w:name w:val="Grid Table 7 Colorful - Accent 2"/>
-    <w:basedOn w:val="665"/>
+    <w:basedOn w:val="887"/>
     <w:uiPriority w:val="99"/>
     <w:pPr>
       <w:pBdr/>
@@ -22380,11 +22346,11 @@
         <w:tblBorders/>
       </w:tblPr>
       <w:tcPr>
-        <w:shd w:color="ffffff"/>
+        <w:shd w:val="clear" w:color="ffffff"/>
         <w:tcBorders>
-          <w:top w:val="none"/>
-          <w:left w:val="none"/>
-          <w:bottom w:val="none"/>
+          <w:top w:val="none" w:color="000000" w:sz="4" w:space="0"/>
+          <w:left w:val="none" w:color="000000" w:sz="4" w:space="0"/>
+          <w:bottom w:val="none" w:color="000000" w:sz="4" w:space="0"/>
           <w:right w:val="single" w:color="000000" w:themeColor="accent2" w:themeTint="97" w:sz="4" w:space="0"/>
         </w:tcBorders>
       </w:tcPr>
@@ -22407,10 +22373,10 @@
       <w:tcPr>
         <w:shd w:val="clear" w:color="ffffff" w:themeColor="light1" w:fill="ffffff" w:themeFill="light1"/>
         <w:tcBorders>
-          <w:top w:val="none"/>
-          <w:left w:val="none"/>
+          <w:top w:val="none" w:color="000000" w:sz="4" w:space="0"/>
+          <w:left w:val="none" w:color="000000" w:sz="4" w:space="0"/>
           <w:bottom w:val="single" w:color="000000" w:themeColor="accent2" w:themeTint="97" w:sz="4" w:space="0"/>
-          <w:right w:val="none"/>
+          <w:right w:val="none" w:color="000000" w:sz="4" w:space="0"/>
         </w:tcBorders>
       </w:tcPr>
     </w:tblStylePr>
@@ -22430,12 +22396,12 @@
         <w:tblBorders/>
       </w:tblPr>
       <w:tcPr>
-        <w:shd w:color="ffffff"/>
+        <w:shd w:val="clear" w:color="ffffff"/>
         <w:tcBorders>
-          <w:top w:val="none"/>
+          <w:top w:val="none" w:color="000000" w:sz="4" w:space="0"/>
           <w:left w:val="single" w:color="000000" w:themeColor="accent2" w:themeTint="97" w:sz="4" w:space="0"/>
-          <w:bottom w:val="none"/>
-          <w:right w:val="none"/>
+          <w:bottom w:val="none" w:color="000000" w:sz="4" w:space="0"/>
+          <w:right w:val="none" w:color="000000" w:sz="4" w:space="0"/>
         </w:tcBorders>
       </w:tcPr>
     </w:tblStylePr>
@@ -22458,9 +22424,9 @@
         <w:shd w:val="clear" w:color="ffffff" w:themeColor="light1" w:fill="ffffff" w:themeFill="light1"/>
         <w:tcBorders>
           <w:top w:val="single" w:color="000000" w:themeColor="accent2" w:themeTint="97" w:sz="4" w:space="0"/>
-          <w:left w:val="none"/>
-          <w:bottom w:val="none"/>
-          <w:right w:val="none"/>
+          <w:left w:val="none" w:color="000000" w:sz="4" w:space="0"/>
+          <w:bottom w:val="none" w:color="000000" w:sz="4" w:space="0"/>
+          <w:right w:val="none" w:color="000000" w:sz="4" w:space="0"/>
         </w:tcBorders>
       </w:tcPr>
     </w:tblStylePr>
@@ -22530,9 +22496,9 @@
       </w:tcPr>
     </w:tblStylePr>
   </w:style>
-  <w:style w:type="table" w:styleId="64">
+  <w:style w:type="table" w:styleId="753">
     <w:name w:val="Grid Table 7 Colorful - Accent 3"/>
-    <w:basedOn w:val="665"/>
+    <w:basedOn w:val="887"/>
     <w:uiPriority w:val="99"/>
     <w:pPr>
       <w:pBdr/>
@@ -22634,11 +22600,11 @@
         <w:tblBorders/>
       </w:tblPr>
       <w:tcPr>
-        <w:shd w:color="ffffff"/>
+        <w:shd w:val="clear" w:color="ffffff"/>
         <w:tcBorders>
-          <w:top w:val="none"/>
-          <w:left w:val="none"/>
-          <w:bottom w:val="none"/>
+          <w:top w:val="none" w:color="000000" w:sz="4" w:space="0"/>
+          <w:left w:val="none" w:color="000000" w:sz="4" w:space="0"/>
+          <w:bottom w:val="none" w:color="000000" w:sz="4" w:space="0"/>
           <w:right w:val="single" w:color="000000" w:themeColor="accent3" w:themeTint="FE" w:sz="4" w:space="0"/>
         </w:tcBorders>
       </w:tcPr>
@@ -22661,10 +22627,10 @@
       <w:tcPr>
         <w:shd w:val="clear" w:color="ffffff" w:themeColor="light1" w:fill="ffffff" w:themeFill="light1"/>
         <w:tcBorders>
-          <w:top w:val="none"/>
-          <w:left w:val="none"/>
+          <w:top w:val="none" w:color="000000" w:sz="4" w:space="0"/>
+          <w:left w:val="none" w:color="000000" w:sz="4" w:space="0"/>
           <w:bottom w:val="single" w:color="000000" w:themeColor="accent3" w:themeTint="FE" w:sz="4" w:space="0"/>
-          <w:right w:val="none"/>
+          <w:right w:val="none" w:color="000000" w:sz="4" w:space="0"/>
         </w:tcBorders>
       </w:tcPr>
     </w:tblStylePr>
@@ -22684,12 +22650,12 @@
         <w:tblBorders/>
       </w:tblPr>
       <w:tcPr>
-        <w:shd w:color="ffffff"/>
+        <w:shd w:val="clear" w:color="ffffff"/>
         <w:tcBorders>
-          <w:top w:val="none"/>
+          <w:top w:val="none" w:color="000000" w:sz="4" w:space="0"/>
           <w:left w:val="single" w:color="000000" w:themeColor="accent3" w:themeTint="FE" w:sz="4" w:space="0"/>
-          <w:bottom w:val="none"/>
-          <w:right w:val="none"/>
+          <w:bottom w:val="none" w:color="000000" w:sz="4" w:space="0"/>
+          <w:right w:val="none" w:color="000000" w:sz="4" w:space="0"/>
         </w:tcBorders>
       </w:tcPr>
     </w:tblStylePr>
@@ -22712,9 +22678,9 @@
         <w:shd w:val="clear" w:color="ffffff" w:themeColor="light1" w:fill="ffffff" w:themeFill="light1"/>
         <w:tcBorders>
           <w:top w:val="single" w:color="000000" w:themeColor="accent3" w:themeTint="FE" w:sz="4" w:space="0"/>
-          <w:left w:val="none"/>
-          <w:bottom w:val="none"/>
-          <w:right w:val="none"/>
+          <w:left w:val="none" w:color="000000" w:sz="4" w:space="0"/>
+          <w:bottom w:val="none" w:color="000000" w:sz="4" w:space="0"/>
+          <w:right w:val="none" w:color="000000" w:sz="4" w:space="0"/>
         </w:tcBorders>
       </w:tcPr>
     </w:tblStylePr>
@@ -22784,9 +22750,9 @@
       </w:tcPr>
     </w:tblStylePr>
   </w:style>
-  <w:style w:type="table" w:styleId="65">
+  <w:style w:type="table" w:styleId="754">
     <w:name w:val="Grid Table 7 Colorful - Accent 4"/>
-    <w:basedOn w:val="665"/>
+    <w:basedOn w:val="887"/>
     <w:uiPriority w:val="99"/>
     <w:pPr>
       <w:pBdr/>
@@ -22888,11 +22854,11 @@
         <w:tblBorders/>
       </w:tblPr>
       <w:tcPr>
-        <w:shd w:color="ffffff"/>
+        <w:shd w:val="clear" w:color="ffffff"/>
         <w:tcBorders>
-          <w:top w:val="none"/>
-          <w:left w:val="none"/>
-          <w:bottom w:val="none"/>
+          <w:top w:val="none" w:color="000000" w:sz="4" w:space="0"/>
+          <w:left w:val="none" w:color="000000" w:sz="4" w:space="0"/>
+          <w:bottom w:val="none" w:color="000000" w:sz="4" w:space="0"/>
           <w:right w:val="single" w:color="000000" w:themeColor="accent4" w:themeTint="9A" w:sz="4" w:space="0"/>
         </w:tcBorders>
       </w:tcPr>
@@ -22915,10 +22881,10 @@
       <w:tcPr>
         <w:shd w:val="clear" w:color="ffffff" w:themeColor="light1" w:fill="ffffff" w:themeFill="light1"/>
         <w:tcBorders>
-          <w:top w:val="none"/>
-          <w:left w:val="none"/>
+          <w:top w:val="none" w:color="000000" w:sz="4" w:space="0"/>
+          <w:left w:val="none" w:color="000000" w:sz="4" w:space="0"/>
           <w:bottom w:val="single" w:color="000000" w:themeColor="accent4" w:themeTint="9A" w:sz="4" w:space="0"/>
-          <w:right w:val="none"/>
+          <w:right w:val="none" w:color="000000" w:sz="4" w:space="0"/>
         </w:tcBorders>
       </w:tcPr>
     </w:tblStylePr>
@@ -22938,12 +22904,12 @@
         <w:tblBorders/>
       </w:tblPr>
       <w:tcPr>
-        <w:shd w:color="ffffff"/>
+        <w:shd w:val="clear" w:color="ffffff"/>
         <w:tcBorders>
-          <w:top w:val="none"/>
+          <w:top w:val="none" w:color="000000" w:sz="4" w:space="0"/>
           <w:left w:val="single" w:color="000000" w:themeColor="accent4" w:themeTint="9A" w:sz="4" w:space="0"/>
-          <w:bottom w:val="none"/>
-          <w:right w:val="none"/>
+          <w:bottom w:val="none" w:color="000000" w:sz="4" w:space="0"/>
+          <w:right w:val="none" w:color="000000" w:sz="4" w:space="0"/>
         </w:tcBorders>
       </w:tcPr>
     </w:tblStylePr>
@@ -22966,9 +22932,9 @@
         <w:shd w:val="clear" w:color="ffffff" w:themeColor="light1" w:fill="ffffff" w:themeFill="light1"/>
         <w:tcBorders>
           <w:top w:val="single" w:color="000000" w:themeColor="accent4" w:themeTint="9A" w:sz="4" w:space="0"/>
-          <w:left w:val="none"/>
-          <w:bottom w:val="none"/>
-          <w:right w:val="none"/>
+          <w:left w:val="none" w:color="000000" w:sz="4" w:space="0"/>
+          <w:bottom w:val="none" w:color="000000" w:sz="4" w:space="0"/>
+          <w:right w:val="none" w:color="000000" w:sz="4" w:space="0"/>
         </w:tcBorders>
       </w:tcPr>
     </w:tblStylePr>
@@ -23038,9 +23004,9 @@
       </w:tcPr>
     </w:tblStylePr>
   </w:style>
-  <w:style w:type="table" w:styleId="66">
+  <w:style w:type="table" w:styleId="755">
     <w:name w:val="Grid Table 7 Colorful - Accent 5"/>
-    <w:basedOn w:val="665"/>
+    <w:basedOn w:val="887"/>
     <w:uiPriority w:val="99"/>
     <w:pPr>
       <w:pBdr/>
@@ -23142,11 +23108,11 @@
         <w:tblBorders/>
       </w:tblPr>
       <w:tcPr>
-        <w:shd w:color="ffffff"/>
+        <w:shd w:val="clear" w:color="ffffff"/>
         <w:tcBorders>
-          <w:top w:val="none"/>
-          <w:left w:val="none"/>
-          <w:bottom w:val="none"/>
+          <w:top w:val="none" w:color="000000" w:sz="4" w:space="0"/>
+          <w:left w:val="none" w:color="000000" w:sz="4" w:space="0"/>
+          <w:bottom w:val="none" w:color="000000" w:sz="4" w:space="0"/>
           <w:right w:val="single" w:color="000000" w:themeColor="accent5" w:themeTint="90" w:sz="4" w:space="0"/>
         </w:tcBorders>
       </w:tcPr>
@@ -23169,10 +23135,10 @@
       <w:tcPr>
         <w:shd w:val="clear" w:color="ffffff" w:themeColor="light1" w:fill="ffffff" w:themeFill="light1"/>
         <w:tcBorders>
-          <w:top w:val="none"/>
-          <w:left w:val="none"/>
+          <w:top w:val="none" w:color="000000" w:sz="4" w:space="0"/>
+          <w:left w:val="none" w:color="000000" w:sz="4" w:space="0"/>
           <w:bottom w:val="single" w:color="000000" w:themeColor="accent5" w:themeTint="90" w:sz="4" w:space="0"/>
-          <w:right w:val="none"/>
+          <w:right w:val="none" w:color="000000" w:sz="4" w:space="0"/>
         </w:tcBorders>
       </w:tcPr>
     </w:tblStylePr>
@@ -23192,12 +23158,12 @@
         <w:tblBorders/>
       </w:tblPr>
       <w:tcPr>
-        <w:shd w:color="ffffff"/>
+        <w:shd w:val="clear" w:color="ffffff"/>
         <w:tcBorders>
-          <w:top w:val="none"/>
+          <w:top w:val="none" w:color="000000" w:sz="4" w:space="0"/>
           <w:left w:val="single" w:color="000000" w:themeColor="accent5" w:themeTint="90" w:sz="4" w:space="0"/>
-          <w:bottom w:val="none"/>
-          <w:right w:val="none"/>
+          <w:bottom w:val="none" w:color="000000" w:sz="4" w:space="0"/>
+          <w:right w:val="none" w:color="000000" w:sz="4" w:space="0"/>
         </w:tcBorders>
       </w:tcPr>
     </w:tblStylePr>
@@ -23220,9 +23186,9 @@
         <w:shd w:val="clear" w:color="ffffff" w:themeColor="light1" w:fill="ffffff" w:themeFill="light1"/>
         <w:tcBorders>
           <w:top w:val="single" w:color="000000" w:themeColor="accent5" w:themeTint="90" w:sz="4" w:space="0"/>
-          <w:left w:val="none"/>
-          <w:bottom w:val="none"/>
-          <w:right w:val="none"/>
+          <w:left w:val="none" w:color="000000" w:sz="4" w:space="0"/>
+          <w:bottom w:val="none" w:color="000000" w:sz="4" w:space="0"/>
+          <w:right w:val="none" w:color="000000" w:sz="4" w:space="0"/>
         </w:tcBorders>
       </w:tcPr>
     </w:tblStylePr>
@@ -23292,9 +23258,9 @@
       </w:tcPr>
     </w:tblStylePr>
   </w:style>
-  <w:style w:type="table" w:styleId="67">
+  <w:style w:type="table" w:styleId="756">
     <w:name w:val="Grid Table 7 Colorful - Accent 6"/>
-    <w:basedOn w:val="665"/>
+    <w:basedOn w:val="887"/>
     <w:uiPriority w:val="99"/>
     <w:pPr>
       <w:pBdr/>
@@ -23396,11 +23362,11 @@
         <w:tblBorders/>
       </w:tblPr>
       <w:tcPr>
-        <w:shd w:color="ffffff"/>
+        <w:shd w:val="clear" w:color="ffffff"/>
         <w:tcBorders>
-          <w:top w:val="none"/>
-          <w:left w:val="none"/>
-          <w:bottom w:val="none"/>
+          <w:top w:val="none" w:color="000000" w:sz="4" w:space="0"/>
+          <w:left w:val="none" w:color="000000" w:sz="4" w:space="0"/>
+          <w:bottom w:val="none" w:color="000000" w:sz="4" w:space="0"/>
           <w:right w:val="single" w:color="000000" w:themeColor="accent6" w:themeTint="90" w:sz="4" w:space="0"/>
         </w:tcBorders>
       </w:tcPr>
@@ -23423,10 +23389,10 @@
       <w:tcPr>
         <w:shd w:val="clear" w:color="ffffff" w:themeColor="light1" w:fill="ffffff" w:themeFill="light1"/>
         <w:tcBorders>
-          <w:top w:val="none"/>
-          <w:left w:val="none"/>
+          <w:top w:val="none" w:color="000000" w:sz="4" w:space="0"/>
+          <w:left w:val="none" w:color="000000" w:sz="4" w:space="0"/>
           <w:bottom w:val="single" w:color="000000" w:themeColor="accent6" w:themeTint="90" w:sz="4" w:space="0"/>
-          <w:right w:val="none"/>
+          <w:right w:val="none" w:color="000000" w:sz="4" w:space="0"/>
         </w:tcBorders>
       </w:tcPr>
     </w:tblStylePr>
@@ -23446,12 +23412,12 @@
         <w:tblBorders/>
       </w:tblPr>
       <w:tcPr>
-        <w:shd w:color="ffffff"/>
+        <w:shd w:val="clear" w:color="ffffff"/>
         <w:tcBorders>
-          <w:top w:val="none"/>
+          <w:top w:val="none" w:color="000000" w:sz="4" w:space="0"/>
           <w:left w:val="single" w:color="000000" w:themeColor="accent6" w:themeTint="90" w:sz="4" w:space="0"/>
-          <w:bottom w:val="none"/>
-          <w:right w:val="none"/>
+          <w:bottom w:val="none" w:color="000000" w:sz="4" w:space="0"/>
+          <w:right w:val="none" w:color="000000" w:sz="4" w:space="0"/>
         </w:tcBorders>
       </w:tcPr>
     </w:tblStylePr>
@@ -23474,9 +23440,9 @@
         <w:shd w:val="clear" w:color="ffffff" w:themeColor="light1" w:fill="ffffff" w:themeFill="light1"/>
         <w:tcBorders>
           <w:top w:val="single" w:color="000000" w:themeColor="accent6" w:themeTint="90" w:sz="4" w:space="0"/>
-          <w:left w:val="none"/>
-          <w:bottom w:val="none"/>
-          <w:right w:val="none"/>
+          <w:left w:val="none" w:color="000000" w:sz="4" w:space="0"/>
+          <w:bottom w:val="none" w:color="000000" w:sz="4" w:space="0"/>
+          <w:right w:val="none" w:color="000000" w:sz="4" w:space="0"/>
         </w:tcBorders>
       </w:tcPr>
     </w:tblStylePr>
@@ -23546,9 +23512,9 @@
       </w:tcPr>
     </w:tblStylePr>
   </w:style>
-  <w:style w:type="table" w:styleId="68">
+  <w:style w:type="table" w:styleId="757">
     <w:name w:val="List Table 1 Light"/>
-    <w:basedOn w:val="665"/>
+    <w:basedOn w:val="887"/>
     <w:uiPriority w:val="99"/>
     <w:pPr>
       <w:pBdr/>
@@ -23762,9 +23728,9 @@
       </w:tcPr>
     </w:tblStylePr>
   </w:style>
-  <w:style w:type="table" w:styleId="69">
+  <w:style w:type="table" w:styleId="758">
     <w:name w:val="List Table 1 Light - Accent 1"/>
-    <w:basedOn w:val="665"/>
+    <w:basedOn w:val="887"/>
     <w:uiPriority w:val="99"/>
     <w:pPr>
       <w:pBdr/>
@@ -23978,9 +23944,9 @@
       </w:tcPr>
     </w:tblStylePr>
   </w:style>
-  <w:style w:type="table" w:styleId="70">
+  <w:style w:type="table" w:styleId="759">
     <w:name w:val="List Table 1 Light - Accent 2"/>
-    <w:basedOn w:val="665"/>
+    <w:basedOn w:val="887"/>
     <w:uiPriority w:val="99"/>
     <w:pPr>
       <w:pBdr/>
@@ -24194,9 +24160,9 @@
       </w:tcPr>
     </w:tblStylePr>
   </w:style>
-  <w:style w:type="table" w:styleId="71">
+  <w:style w:type="table" w:styleId="760">
     <w:name w:val="List Table 1 Light - Accent 3"/>
-    <w:basedOn w:val="665"/>
+    <w:basedOn w:val="887"/>
     <w:uiPriority w:val="99"/>
     <w:pPr>
       <w:pBdr/>
@@ -24410,9 +24376,9 @@
       </w:tcPr>
     </w:tblStylePr>
   </w:style>
-  <w:style w:type="table" w:styleId="72">
+  <w:style w:type="table" w:styleId="761">
     <w:name w:val="List Table 1 Light - Accent 4"/>
-    <w:basedOn w:val="665"/>
+    <w:basedOn w:val="887"/>
     <w:uiPriority w:val="99"/>
     <w:pPr>
       <w:pBdr/>
@@ -24626,9 +24592,9 @@
       </w:tcPr>
     </w:tblStylePr>
   </w:style>
-  <w:style w:type="table" w:styleId="73">
+  <w:style w:type="table" w:styleId="762">
     <w:name w:val="List Table 1 Light - Accent 5"/>
-    <w:basedOn w:val="665"/>
+    <w:basedOn w:val="887"/>
     <w:uiPriority w:val="99"/>
     <w:pPr>
       <w:pBdr/>
@@ -24842,9 +24808,9 @@
       </w:tcPr>
     </w:tblStylePr>
   </w:style>
-  <w:style w:type="table" w:styleId="74">
+  <w:style w:type="table" w:styleId="763">
     <w:name w:val="List Table 1 Light - Accent 6"/>
-    <w:basedOn w:val="665"/>
+    <w:basedOn w:val="887"/>
     <w:uiPriority w:val="99"/>
     <w:pPr>
       <w:pBdr/>
@@ -25058,9 +25024,9 @@
       </w:tcPr>
     </w:tblStylePr>
   </w:style>
-  <w:style w:type="table" w:styleId="75">
+  <w:style w:type="table" w:styleId="764">
     <w:name w:val="List Table 2"/>
-    <w:basedOn w:val="665"/>
+    <w:basedOn w:val="887"/>
     <w:uiPriority w:val="99"/>
     <w:pPr>
       <w:pBdr/>
@@ -25296,9 +25262,9 @@
       </w:tcPr>
     </w:tblStylePr>
   </w:style>
-  <w:style w:type="table" w:styleId="76">
+  <w:style w:type="table" w:styleId="765">
     <w:name w:val="List Table 2 - Accent 1"/>
-    <w:basedOn w:val="665"/>
+    <w:basedOn w:val="887"/>
     <w:uiPriority w:val="99"/>
     <w:pPr>
       <w:pBdr/>
@@ -25534,9 +25500,9 @@
       </w:tcPr>
     </w:tblStylePr>
   </w:style>
-  <w:style w:type="table" w:styleId="77">
+  <w:style w:type="table" w:styleId="766">
     <w:name w:val="List Table 2 - Accent 2"/>
-    <w:basedOn w:val="665"/>
+    <w:basedOn w:val="887"/>
     <w:uiPriority w:val="99"/>
     <w:pPr>
       <w:pBdr/>
@@ -25772,9 +25738,9 @@
       </w:tcPr>
     </w:tblStylePr>
   </w:style>
-  <w:style w:type="table" w:styleId="78">
+  <w:style w:type="table" w:styleId="767">
     <w:name w:val="List Table 2 - Accent 3"/>
-    <w:basedOn w:val="665"/>
+    <w:basedOn w:val="887"/>
     <w:uiPriority w:val="99"/>
     <w:pPr>
       <w:pBdr/>
@@ -26010,9 +25976,9 @@
       </w:tcPr>
     </w:tblStylePr>
   </w:style>
-  <w:style w:type="table" w:styleId="79">
+  <w:style w:type="table" w:styleId="768">
     <w:name w:val="List Table 2 - Accent 4"/>
-    <w:basedOn w:val="665"/>
+    <w:basedOn w:val="887"/>
     <w:uiPriority w:val="99"/>
     <w:pPr>
       <w:pBdr/>
@@ -26248,9 +26214,9 @@
       </w:tcPr>
     </w:tblStylePr>
   </w:style>
-  <w:style w:type="table" w:styleId="80">
+  <w:style w:type="table" w:styleId="769">
     <w:name w:val="List Table 2 - Accent 5"/>
-    <w:basedOn w:val="665"/>
+    <w:basedOn w:val="887"/>
     <w:uiPriority w:val="99"/>
     <w:pPr>
       <w:pBdr/>
@@ -26486,9 +26452,9 @@
       </w:tcPr>
     </w:tblStylePr>
   </w:style>
-  <w:style w:type="table" w:styleId="81">
+  <w:style w:type="table" w:styleId="770">
     <w:name w:val="List Table 2 - Accent 6"/>
-    <w:basedOn w:val="665"/>
+    <w:basedOn w:val="887"/>
     <w:uiPriority w:val="99"/>
     <w:pPr>
       <w:pBdr/>
@@ -26724,9 +26690,9 @@
       </w:tcPr>
     </w:tblStylePr>
   </w:style>
-  <w:style w:type="table" w:styleId="82">
+  <w:style w:type="table" w:styleId="771">
     <w:name w:val="List Table 3"/>
-    <w:basedOn w:val="665"/>
+    <w:basedOn w:val="887"/>
     <w:uiPriority w:val="99"/>
     <w:pPr>
       <w:pBdr/>
@@ -26952,9 +26918,9 @@
       </w:tcPr>
     </w:tblStylePr>
   </w:style>
-  <w:style w:type="table" w:styleId="83">
+  <w:style w:type="table" w:styleId="772">
     <w:name w:val="List Table 3 - Accent 1"/>
-    <w:basedOn w:val="665"/>
+    <w:basedOn w:val="887"/>
     <w:uiPriority w:val="99"/>
     <w:pPr>
       <w:pBdr/>
@@ -27180,9 +27146,9 @@
       </w:tcPr>
     </w:tblStylePr>
   </w:style>
-  <w:style w:type="table" w:styleId="84">
+  <w:style w:type="table" w:styleId="773">
     <w:name w:val="List Table 3 - Accent 2"/>
-    <w:basedOn w:val="665"/>
+    <w:basedOn w:val="887"/>
     <w:uiPriority w:val="99"/>
     <w:pPr>
       <w:pBdr/>
@@ -27408,9 +27374,9 @@
       </w:tcPr>
     </w:tblStylePr>
   </w:style>
-  <w:style w:type="table" w:styleId="85">
+  <w:style w:type="table" w:styleId="774">
     <w:name w:val="List Table 3 - Accent 3"/>
-    <w:basedOn w:val="665"/>
+    <w:basedOn w:val="887"/>
     <w:uiPriority w:val="99"/>
     <w:pPr>
       <w:pBdr/>
@@ -27636,9 +27602,9 @@
       </w:tcPr>
     </w:tblStylePr>
   </w:style>
-  <w:style w:type="table" w:styleId="86">
+  <w:style w:type="table" w:styleId="775">
     <w:name w:val="List Table 3 - Accent 4"/>
-    <w:basedOn w:val="665"/>
+    <w:basedOn w:val="887"/>
     <w:uiPriority w:val="99"/>
     <w:pPr>
       <w:pBdr/>
@@ -27864,9 +27830,9 @@
       </w:tcPr>
     </w:tblStylePr>
   </w:style>
-  <w:style w:type="table" w:styleId="87">
+  <w:style w:type="table" w:styleId="776">
     <w:name w:val="List Table 3 - Accent 5"/>
-    <w:basedOn w:val="665"/>
+    <w:basedOn w:val="887"/>
     <w:uiPriority w:val="99"/>
     <w:pPr>
       <w:pBdr/>
@@ -28092,9 +28058,9 @@
       </w:tcPr>
     </w:tblStylePr>
   </w:style>
-  <w:style w:type="table" w:styleId="88">
+  <w:style w:type="table" w:styleId="777">
     <w:name w:val="List Table 3 - Accent 6"/>
-    <w:basedOn w:val="665"/>
+    <w:basedOn w:val="887"/>
     <w:uiPriority w:val="99"/>
     <w:pPr>
       <w:pBdr/>
@@ -28320,9 +28286,9 @@
       </w:tcPr>
     </w:tblStylePr>
   </w:style>
-  <w:style w:type="table" w:styleId="89">
+  <w:style w:type="table" w:styleId="778">
     <w:name w:val="List Table 4"/>
-    <w:basedOn w:val="665"/>
+    <w:basedOn w:val="887"/>
     <w:uiPriority w:val="99"/>
     <w:pPr>
       <w:pBdr/>
@@ -28545,9 +28511,9 @@
       </w:tcPr>
     </w:tblStylePr>
   </w:style>
-  <w:style w:type="table" w:styleId="90">
+  <w:style w:type="table" w:styleId="779">
     <w:name w:val="List Table 4 - Accent 1"/>
-    <w:basedOn w:val="665"/>
+    <w:basedOn w:val="887"/>
     <w:uiPriority w:val="99"/>
     <w:pPr>
       <w:pBdr/>
@@ -28770,9 +28736,9 @@
       </w:tcPr>
     </w:tblStylePr>
   </w:style>
-  <w:style w:type="table" w:styleId="91">
+  <w:style w:type="table" w:styleId="780">
     <w:name w:val="List Table 4 - Accent 2"/>
-    <w:basedOn w:val="665"/>
+    <w:basedOn w:val="887"/>
     <w:uiPriority w:val="99"/>
     <w:pPr>
       <w:pBdr/>
@@ -28995,9 +28961,9 @@
       </w:tcPr>
     </w:tblStylePr>
   </w:style>
-  <w:style w:type="table" w:styleId="92">
+  <w:style w:type="table" w:styleId="781">
     <w:name w:val="List Table 4 - Accent 3"/>
-    <w:basedOn w:val="665"/>
+    <w:basedOn w:val="887"/>
     <w:uiPriority w:val="99"/>
     <w:pPr>
       <w:pBdr/>
@@ -29220,9 +29186,9 @@
       </w:tcPr>
     </w:tblStylePr>
   </w:style>
-  <w:style w:type="table" w:styleId="93">
+  <w:style w:type="table" w:styleId="782">
     <w:name w:val="List Table 4 - Accent 4"/>
-    <w:basedOn w:val="665"/>
+    <w:basedOn w:val="887"/>
     <w:uiPriority w:val="99"/>
     <w:pPr>
       <w:pBdr/>
@@ -29445,9 +29411,9 @@
       </w:tcPr>
     </w:tblStylePr>
   </w:style>
-  <w:style w:type="table" w:styleId="94">
+  <w:style w:type="table" w:styleId="783">
     <w:name w:val="List Table 4 - Accent 5"/>
-    <w:basedOn w:val="665"/>
+    <w:basedOn w:val="887"/>
     <w:uiPriority w:val="99"/>
     <w:pPr>
       <w:pBdr/>
@@ -29670,9 +29636,9 @@
       </w:tcPr>
     </w:tblStylePr>
   </w:style>
-  <w:style w:type="table" w:styleId="95">
+  <w:style w:type="table" w:styleId="784">
     <w:name w:val="List Table 4 - Accent 6"/>
-    <w:basedOn w:val="665"/>
+    <w:basedOn w:val="887"/>
     <w:uiPriority w:val="99"/>
     <w:pPr>
       <w:pBdr/>
@@ -29895,9 +29861,9 @@
       </w:tcPr>
     </w:tblStylePr>
   </w:style>
-  <w:style w:type="table" w:styleId="96">
+  <w:style w:type="table" w:styleId="785">
     <w:name w:val="List Table 5 Dark"/>
-    <w:basedOn w:val="665"/>
+    <w:basedOn w:val="887"/>
     <w:uiPriority w:val="99"/>
     <w:pPr>
       <w:pBdr/>
@@ -30137,9 +30103,9 @@
       </w:tcPr>
     </w:tblStylePr>
   </w:style>
-  <w:style w:type="table" w:styleId="97">
+  <w:style w:type="table" w:styleId="786">
     <w:name w:val="List Table 5 Dark - Accent 1"/>
-    <w:basedOn w:val="665"/>
+    <w:basedOn w:val="887"/>
     <w:uiPriority w:val="99"/>
     <w:pPr>
       <w:pBdr/>
@@ -30379,9 +30345,9 @@
       </w:tcPr>
     </w:tblStylePr>
   </w:style>
-  <w:style w:type="table" w:styleId="98">
+  <w:style w:type="table" w:styleId="787">
     <w:name w:val="List Table 5 Dark - Accent 2"/>
-    <w:basedOn w:val="665"/>
+    <w:basedOn w:val="887"/>
     <w:uiPriority w:val="99"/>
     <w:pPr>
       <w:pBdr/>
@@ -30621,9 +30587,9 @@
       </w:tcPr>
     </w:tblStylePr>
   </w:style>
-  <w:style w:type="table" w:styleId="99">
+  <w:style w:type="table" w:styleId="788">
     <w:name w:val="List Table 5 Dark - Accent 3"/>
-    <w:basedOn w:val="665"/>
+    <w:basedOn w:val="887"/>
     <w:uiPriority w:val="99"/>
     <w:pPr>
       <w:pBdr/>
@@ -30863,9 +30829,9 @@
       </w:tcPr>
     </w:tblStylePr>
   </w:style>
-  <w:style w:type="table" w:styleId="100">
+  <w:style w:type="table" w:styleId="789">
     <w:name w:val="List Table 5 Dark - Accent 4"/>
-    <w:basedOn w:val="665"/>
+    <w:basedOn w:val="887"/>
     <w:uiPriority w:val="99"/>
     <w:pPr>
       <w:pBdr/>
@@ -31105,9 +31071,9 @@
       </w:tcPr>
     </w:tblStylePr>
   </w:style>
-  <w:style w:type="table" w:styleId="101">
+  <w:style w:type="table" w:styleId="790">
     <w:name w:val="List Table 5 Dark - Accent 5"/>
-    <w:basedOn w:val="665"/>
+    <w:basedOn w:val="887"/>
     <w:uiPriority w:val="99"/>
     <w:pPr>
       <w:pBdr/>
@@ -31347,9 +31313,9 @@
       </w:tcPr>
     </w:tblStylePr>
   </w:style>
-  <w:style w:type="table" w:styleId="102">
+  <w:style w:type="table" w:styleId="791">
     <w:name w:val="List Table 5 Dark - Accent 6"/>
-    <w:basedOn w:val="665"/>
+    <w:basedOn w:val="887"/>
     <w:uiPriority w:val="99"/>
     <w:pPr>
       <w:pBdr/>
@@ -31589,9 +31555,9 @@
       </w:tcPr>
     </w:tblStylePr>
   </w:style>
-  <w:style w:type="table" w:styleId="103">
+  <w:style w:type="table" w:styleId="792">
     <w:name w:val="List Table 6 Colorful"/>
-    <w:basedOn w:val="665"/>
+    <w:basedOn w:val="887"/>
     <w:uiPriority w:val="99"/>
     <w:pPr>
       <w:pBdr/>
@@ -31812,9 +31778,9 @@
       </w:tcPr>
     </w:tblStylePr>
   </w:style>
-  <w:style w:type="table" w:styleId="104">
+  <w:style w:type="table" w:styleId="793">
     <w:name w:val="List Table 6 Colorful - Accent 1"/>
-    <w:basedOn w:val="665"/>
+    <w:basedOn w:val="887"/>
     <w:uiPriority w:val="99"/>
     <w:pPr>
       <w:pBdr/>
@@ -32035,9 +32001,9 @@
       </w:tcPr>
     </w:tblStylePr>
   </w:style>
-  <w:style w:type="table" w:styleId="105">
+  <w:style w:type="table" w:styleId="794">
     <w:name w:val="List Table 6 Colorful - Accent 2"/>
-    <w:basedOn w:val="665"/>
+    <w:basedOn w:val="887"/>
     <w:uiPriority w:val="99"/>
     <w:pPr>
       <w:pBdr/>
@@ -32258,9 +32224,9 @@
       </w:tcPr>
     </w:tblStylePr>
   </w:style>
-  <w:style w:type="table" w:styleId="106">
+  <w:style w:type="table" w:styleId="795">
     <w:name w:val="List Table 6 Colorful - Accent 3"/>
-    <w:basedOn w:val="665"/>
+    <w:basedOn w:val="887"/>
     <w:uiPriority w:val="99"/>
     <w:pPr>
       <w:pBdr/>
@@ -32481,9 +32447,9 @@
       </w:tcPr>
     </w:tblStylePr>
   </w:style>
-  <w:style w:type="table" w:styleId="107">
+  <w:style w:type="table" w:styleId="796">
     <w:name w:val="List Table 6 Colorful - Accent 4"/>
-    <w:basedOn w:val="665"/>
+    <w:basedOn w:val="887"/>
     <w:uiPriority w:val="99"/>
     <w:pPr>
       <w:pBdr/>
@@ -32704,9 +32670,9 @@
       </w:tcPr>
     </w:tblStylePr>
   </w:style>
-  <w:style w:type="table" w:styleId="108">
+  <w:style w:type="table" w:styleId="797">
     <w:name w:val="List Table 6 Colorful - Accent 5"/>
-    <w:basedOn w:val="665"/>
+    <w:basedOn w:val="887"/>
     <w:uiPriority w:val="99"/>
     <w:pPr>
       <w:pBdr/>
@@ -32927,9 +32893,9 @@
       </w:tcPr>
     </w:tblStylePr>
   </w:style>
-  <w:style w:type="table" w:styleId="109">
+  <w:style w:type="table" w:styleId="798">
     <w:name w:val="List Table 6 Colorful - Accent 6"/>
-    <w:basedOn w:val="665"/>
+    <w:basedOn w:val="887"/>
     <w:uiPriority w:val="99"/>
     <w:pPr>
       <w:pBdr/>
@@ -33150,9 +33116,9 @@
       </w:tcPr>
     </w:tblStylePr>
   </w:style>
-  <w:style w:type="table" w:styleId="110">
+  <w:style w:type="table" w:styleId="799">
     <w:name w:val="List Table 7 Colorful"/>
-    <w:basedOn w:val="665"/>
+    <w:basedOn w:val="887"/>
     <w:uiPriority w:val="99"/>
     <w:pPr>
       <w:pBdr/>
@@ -33251,11 +33217,11 @@
         <w:tblBorders/>
       </w:tblPr>
       <w:tcPr>
-        <w:shd w:color="ffffff"/>
+        <w:shd w:val="clear" w:color="ffffff"/>
         <w:tcBorders>
-          <w:top w:val="none"/>
-          <w:left w:val="none"/>
-          <w:bottom w:val="none"/>
+          <w:top w:val="none" w:color="000000" w:sz="4" w:space="0"/>
+          <w:left w:val="none" w:color="000000" w:sz="4" w:space="0"/>
+          <w:bottom w:val="none" w:color="000000" w:sz="4" w:space="0"/>
           <w:right w:val="single" w:color="000000" w:themeColor="text1" w:themeTint="80" w:sz="4" w:space="0"/>
         </w:tcBorders>
       </w:tcPr>
@@ -33278,10 +33244,10 @@
       <w:tcPr>
         <w:shd w:val="clear" w:color="ffffff" w:themeColor="light1" w:fill="ffffff" w:themeFill="light1"/>
         <w:tcBorders>
-          <w:top w:val="none"/>
-          <w:left w:val="none"/>
+          <w:top w:val="none" w:color="000000" w:sz="4" w:space="0"/>
+          <w:left w:val="none" w:color="000000" w:sz="4" w:space="0"/>
           <w:bottom w:val="single" w:color="000000" w:themeColor="text1" w:themeTint="80" w:sz="4" w:space="0"/>
-          <w:right w:val="none"/>
+          <w:right w:val="none" w:color="000000" w:sz="4" w:space="0"/>
         </w:tcBorders>
       </w:tcPr>
     </w:tblStylePr>
@@ -33301,12 +33267,12 @@
         <w:tblBorders/>
       </w:tblPr>
       <w:tcPr>
-        <w:shd w:color="ffffff"/>
+        <w:shd w:val="clear" w:color="ffffff"/>
         <w:tcBorders>
-          <w:top w:val="none"/>
+          <w:top w:val="none" w:color="000000" w:sz="4" w:space="0"/>
           <w:left w:val="single" w:color="000000" w:themeColor="text1" w:themeTint="80" w:sz="4" w:space="0"/>
-          <w:bottom w:val="none"/>
-          <w:right w:val="none"/>
+          <w:bottom w:val="none" w:color="000000" w:sz="4" w:space="0"/>
+          <w:right w:val="none" w:color="000000" w:sz="4" w:space="0"/>
         </w:tcBorders>
       </w:tcPr>
     </w:tblStylePr>
@@ -33329,9 +33295,9 @@
         <w:shd w:val="clear" w:color="ffffff" w:themeColor="light1" w:fill="ffffff" w:themeFill="light1"/>
         <w:tcBorders>
           <w:top w:val="single" w:color="000000" w:themeColor="text1" w:themeTint="80" w:sz="4" w:space="0"/>
-          <w:left w:val="none"/>
-          <w:bottom w:val="none"/>
-          <w:right w:val="none"/>
+          <w:left w:val="none" w:color="000000" w:sz="4" w:space="0"/>
+          <w:bottom w:val="none" w:color="000000" w:sz="4" w:space="0"/>
+          <w:right w:val="none" w:color="000000" w:sz="4" w:space="0"/>
         </w:tcBorders>
       </w:tcPr>
     </w:tblStylePr>
@@ -33406,9 +33372,9 @@
       </w:tcPr>
     </w:tblStylePr>
   </w:style>
-  <w:style w:type="table" w:styleId="111">
+  <w:style w:type="table" w:styleId="800">
     <w:name w:val="List Table 7 Colorful - Accent 1"/>
-    <w:basedOn w:val="665"/>
+    <w:basedOn w:val="887"/>
     <w:uiPriority w:val="99"/>
     <w:pPr>
       <w:pBdr/>
@@ -33507,11 +33473,11 @@
         <w:tblBorders/>
       </w:tblPr>
       <w:tcPr>
-        <w:shd w:color="ffffff"/>
+        <w:shd w:val="clear" w:color="ffffff"/>
         <w:tcBorders>
-          <w:top w:val="none"/>
-          <w:left w:val="none"/>
-          <w:bottom w:val="none"/>
+          <w:top w:val="none" w:color="000000" w:sz="4" w:space="0"/>
+          <w:left w:val="none" w:color="000000" w:sz="4" w:space="0"/>
+          <w:bottom w:val="none" w:color="000000" w:sz="4" w:space="0"/>
           <w:right w:val="single" w:color="000000" w:themeColor="accent1" w:sz="4" w:space="0"/>
         </w:tcBorders>
       </w:tcPr>
@@ -33534,10 +33500,10 @@
       <w:tcPr>
         <w:shd w:val="clear" w:color="ffffff" w:themeColor="light1" w:fill="ffffff" w:themeFill="light1"/>
         <w:tcBorders>
-          <w:top w:val="none"/>
-          <w:left w:val="none"/>
+          <w:top w:val="none" w:color="000000" w:sz="4" w:space="0"/>
+          <w:left w:val="none" w:color="000000" w:sz="4" w:space="0"/>
           <w:bottom w:val="single" w:color="000000" w:themeColor="accent1" w:sz="4" w:space="0"/>
-          <w:right w:val="none"/>
+          <w:right w:val="none" w:color="000000" w:sz="4" w:space="0"/>
         </w:tcBorders>
       </w:tcPr>
     </w:tblStylePr>
@@ -33557,12 +33523,12 @@
         <w:tblBorders/>
       </w:tblPr>
       <w:tcPr>
-        <w:shd w:color="ffffff"/>
+        <w:shd w:val="clear" w:color="ffffff"/>
         <w:tcBorders>
-          <w:top w:val="none"/>
+          <w:top w:val="none" w:color="000000" w:sz="4" w:space="0"/>
           <w:left w:val="single" w:color="000000" w:themeColor="accent1" w:sz="4" w:space="0"/>
-          <w:bottom w:val="none"/>
-          <w:right w:val="none"/>
+          <w:bottom w:val="none" w:color="000000" w:sz="4" w:space="0"/>
+          <w:right w:val="none" w:color="000000" w:sz="4" w:space="0"/>
         </w:tcBorders>
       </w:tcPr>
     </w:tblStylePr>
@@ -33585,9 +33551,9 @@
         <w:shd w:val="clear" w:color="ffffff" w:themeColor="light1" w:fill="ffffff" w:themeFill="light1"/>
         <w:tcBorders>
           <w:top w:val="single" w:color="000000" w:themeColor="accent1" w:sz="4" w:space="0"/>
-          <w:left w:val="none"/>
-          <w:bottom w:val="none"/>
-          <w:right w:val="none"/>
+          <w:left w:val="none" w:color="000000" w:sz="4" w:space="0"/>
+          <w:bottom w:val="none" w:color="000000" w:sz="4" w:space="0"/>
+          <w:right w:val="none" w:color="000000" w:sz="4" w:space="0"/>
         </w:tcBorders>
       </w:tcPr>
     </w:tblStylePr>
@@ -33662,9 +33628,9 @@
       </w:tcPr>
     </w:tblStylePr>
   </w:style>
-  <w:style w:type="table" w:styleId="112">
+  <w:style w:type="table" w:styleId="801">
     <w:name w:val="List Table 7 Colorful - Accent 2"/>
-    <w:basedOn w:val="665"/>
+    <w:basedOn w:val="887"/>
     <w:uiPriority w:val="99"/>
     <w:pPr>
       <w:pBdr/>
@@ -33763,11 +33729,11 @@
         <w:tblBorders/>
       </w:tblPr>
       <w:tcPr>
-        <w:shd w:color="ffffff"/>
+        <w:shd w:val="clear" w:color="ffffff"/>
         <w:tcBorders>
-          <w:top w:val="none"/>
-          <w:left w:val="none"/>
-          <w:bottom w:val="none"/>
+          <w:top w:val="none" w:color="000000" w:sz="4" w:space="0"/>
+          <w:left w:val="none" w:color="000000" w:sz="4" w:space="0"/>
+          <w:bottom w:val="none" w:color="000000" w:sz="4" w:space="0"/>
           <w:right w:val="single" w:color="000000" w:themeColor="accent2" w:themeTint="97" w:sz="4" w:space="0"/>
         </w:tcBorders>
       </w:tcPr>
@@ -33790,10 +33756,10 @@
       <w:tcPr>
         <w:shd w:val="clear" w:color="ffffff" w:themeColor="light1" w:fill="ffffff" w:themeFill="light1"/>
         <w:tcBorders>
-          <w:top w:val="none"/>
-          <w:left w:val="none"/>
+          <w:top w:val="none" w:color="000000" w:sz="4" w:space="0"/>
+          <w:left w:val="none" w:color="000000" w:sz="4" w:space="0"/>
           <w:bottom w:val="single" w:color="000000" w:themeColor="accent2" w:themeTint="97" w:sz="4" w:space="0"/>
-          <w:right w:val="none"/>
+          <w:right w:val="none" w:color="000000" w:sz="4" w:space="0"/>
         </w:tcBorders>
       </w:tcPr>
     </w:tblStylePr>
@@ -33813,12 +33779,12 @@
         <w:tblBorders/>
       </w:tblPr>
       <w:tcPr>
-        <w:shd w:color="ffffff"/>
+        <w:shd w:val="clear" w:color="ffffff"/>
         <w:tcBorders>
-          <w:top w:val="none"/>
+          <w:top w:val="none" w:color="000000" w:sz="4" w:space="0"/>
           <w:left w:val="single" w:color="000000" w:themeColor="accent2" w:themeTint="97" w:sz="4" w:space="0"/>
-          <w:bottom w:val="none"/>
-          <w:right w:val="none"/>
+          <w:bottom w:val="none" w:color="000000" w:sz="4" w:space="0"/>
+          <w:right w:val="none" w:color="000000" w:sz="4" w:space="0"/>
         </w:tcBorders>
       </w:tcPr>
     </w:tblStylePr>
@@ -33841,9 +33807,9 @@
         <w:shd w:val="clear" w:color="ffffff" w:themeColor="light1" w:fill="ffffff" w:themeFill="light1"/>
         <w:tcBorders>
           <w:top w:val="single" w:color="000000" w:themeColor="accent2" w:themeTint="97" w:sz="4" w:space="0"/>
-          <w:left w:val="none"/>
-          <w:bottom w:val="none"/>
-          <w:right w:val="none"/>
+          <w:left w:val="none" w:color="000000" w:sz="4" w:space="0"/>
+          <w:bottom w:val="none" w:color="000000" w:sz="4" w:space="0"/>
+          <w:right w:val="none" w:color="000000" w:sz="4" w:space="0"/>
         </w:tcBorders>
       </w:tcPr>
     </w:tblStylePr>
@@ -33918,9 +33884,9 @@
       </w:tcPr>
     </w:tblStylePr>
   </w:style>
-  <w:style w:type="table" w:styleId="113">
+  <w:style w:type="table" w:styleId="802">
     <w:name w:val="List Table 7 Colorful - Accent 3"/>
-    <w:basedOn w:val="665"/>
+    <w:basedOn w:val="887"/>
     <w:uiPriority w:val="99"/>
     <w:pPr>
       <w:pBdr/>
@@ -34019,11 +33985,11 @@
         <w:tblBorders/>
       </w:tblPr>
       <w:tcPr>
-        <w:shd w:color="ffffff"/>
+        <w:shd w:val="clear" w:color="ffffff"/>
         <w:tcBorders>
-          <w:top w:val="none"/>
-          <w:left w:val="none"/>
-          <w:bottom w:val="none"/>
+          <w:top w:val="none" w:color="000000" w:sz="4" w:space="0"/>
+          <w:left w:val="none" w:color="000000" w:sz="4" w:space="0"/>
+          <w:bottom w:val="none" w:color="000000" w:sz="4" w:space="0"/>
           <w:right w:val="single" w:color="000000" w:themeColor="accent3" w:themeTint="98" w:sz="4" w:space="0"/>
         </w:tcBorders>
       </w:tcPr>
@@ -34046,10 +34012,10 @@
       <w:tcPr>
         <w:shd w:val="clear" w:color="ffffff" w:themeColor="light1" w:fill="ffffff" w:themeFill="light1"/>
         <w:tcBorders>
-          <w:top w:val="none"/>
-          <w:left w:val="none"/>
+          <w:top w:val="none" w:color="000000" w:sz="4" w:space="0"/>
+          <w:left w:val="none" w:color="000000" w:sz="4" w:space="0"/>
           <w:bottom w:val="single" w:color="000000" w:themeColor="accent3" w:themeTint="98" w:sz="4" w:space="0"/>
-          <w:right w:val="none"/>
+          <w:right w:val="none" w:color="000000" w:sz="4" w:space="0"/>
         </w:tcBorders>
       </w:tcPr>
     </w:tblStylePr>
@@ -34069,12 +34035,12 @@
         <w:tblBorders/>
       </w:tblPr>
       <w:tcPr>
-        <w:shd w:color="ffffff"/>
+        <w:shd w:val="clear" w:color="ffffff"/>
         <w:tcBorders>
-          <w:top w:val="none"/>
+          <w:top w:val="none" w:color="000000" w:sz="4" w:space="0"/>
           <w:left w:val="single" w:color="000000" w:themeColor="accent3" w:themeTint="98" w:sz="4" w:space="0"/>
-          <w:bottom w:val="none"/>
-          <w:right w:val="none"/>
+          <w:bottom w:val="none" w:color="000000" w:sz="4" w:space="0"/>
+          <w:right w:val="none" w:color="000000" w:sz="4" w:space="0"/>
         </w:tcBorders>
       </w:tcPr>
     </w:tblStylePr>
@@ -34097,9 +34063,9 @@
         <w:shd w:val="clear" w:color="ffffff" w:themeColor="light1" w:fill="ffffff" w:themeFill="light1"/>
         <w:tcBorders>
           <w:top w:val="single" w:color="000000" w:themeColor="accent3" w:themeTint="98" w:sz="4" w:space="0"/>
-          <w:left w:val="none"/>
-          <w:bottom w:val="none"/>
-          <w:right w:val="none"/>
+          <w:left w:val="none" w:color="000000" w:sz="4" w:space="0"/>
+          <w:bottom w:val="none" w:color="000000" w:sz="4" w:space="0"/>
+          <w:right w:val="none" w:color="000000" w:sz="4" w:space="0"/>
         </w:tcBorders>
       </w:tcPr>
     </w:tblStylePr>
@@ -34174,9 +34140,9 @@
       </w:tcPr>
     </w:tblStylePr>
   </w:style>
-  <w:style w:type="table" w:styleId="114">
+  <w:style w:type="table" w:styleId="803">
     <w:name w:val="List Table 7 Colorful - Accent 4"/>
-    <w:basedOn w:val="665"/>
+    <w:basedOn w:val="887"/>
     <w:uiPriority w:val="99"/>
     <w:pPr>
       <w:pBdr/>
@@ -34275,11 +34241,11 @@
         <w:tblBorders/>
       </w:tblPr>
       <w:tcPr>
-        <w:shd w:color="ffffff"/>
+        <w:shd w:val="clear" w:color="ffffff"/>
         <w:tcBorders>
-          <w:top w:val="none"/>
-          <w:left w:val="none"/>
-          <w:bottom w:val="none"/>
+          <w:top w:val="none" w:color="000000" w:sz="4" w:space="0"/>
+          <w:left w:val="none" w:color="000000" w:sz="4" w:space="0"/>
+          <w:bottom w:val="none" w:color="000000" w:sz="4" w:space="0"/>
           <w:right w:val="single" w:color="000000" w:themeColor="accent4" w:themeTint="9A" w:sz="4" w:space="0"/>
         </w:tcBorders>
       </w:tcPr>
@@ -34302,10 +34268,10 @@
       <w:tcPr>
         <w:shd w:val="clear" w:color="ffffff" w:themeColor="light1" w:fill="ffffff" w:themeFill="light1"/>
         <w:tcBorders>
-          <w:top w:val="none"/>
-          <w:left w:val="none"/>
+          <w:top w:val="none" w:color="000000" w:sz="4" w:space="0"/>
+          <w:left w:val="none" w:color="000000" w:sz="4" w:space="0"/>
           <w:bottom w:val="single" w:color="000000" w:themeColor="accent4" w:themeTint="9A" w:sz="4" w:space="0"/>
-          <w:right w:val="none"/>
+          <w:right w:val="none" w:color="000000" w:sz="4" w:space="0"/>
         </w:tcBorders>
       </w:tcPr>
     </w:tblStylePr>
@@ -34325,12 +34291,12 @@
         <w:tblBorders/>
       </w:tblPr>
       <w:tcPr>
-        <w:shd w:color="ffffff"/>
+        <w:shd w:val="clear" w:color="ffffff"/>
         <w:tcBorders>
-          <w:top w:val="none"/>
+          <w:top w:val="none" w:color="000000" w:sz="4" w:space="0"/>
           <w:left w:val="single" w:color="000000" w:themeColor="accent4" w:themeTint="9A" w:sz="4" w:space="0"/>
-          <w:bottom w:val="none"/>
-          <w:right w:val="none"/>
+          <w:bottom w:val="none" w:color="000000" w:sz="4" w:space="0"/>
+          <w:right w:val="none" w:color="000000" w:sz="4" w:space="0"/>
         </w:tcBorders>
       </w:tcPr>
     </w:tblStylePr>
@@ -34353,9 +34319,9 @@
         <w:shd w:val="clear" w:color="ffffff" w:themeColor="light1" w:fill="ffffff" w:themeFill="light1"/>
         <w:tcBorders>
           <w:top w:val="single" w:color="000000" w:themeColor="accent4" w:themeTint="9A" w:sz="4" w:space="0"/>
-          <w:left w:val="none"/>
-          <w:bottom w:val="none"/>
-          <w:right w:val="none"/>
+          <w:left w:val="none" w:color="000000" w:sz="4" w:space="0"/>
+          <w:bottom w:val="none" w:color="000000" w:sz="4" w:space="0"/>
+          <w:right w:val="none" w:color="000000" w:sz="4" w:space="0"/>
         </w:tcBorders>
       </w:tcPr>
     </w:tblStylePr>
@@ -34430,9 +34396,9 @@
       </w:tcPr>
     </w:tblStylePr>
   </w:style>
-  <w:style w:type="table" w:styleId="115">
+  <w:style w:type="table" w:styleId="804">
     <w:name w:val="List Table 7 Colorful - Accent 5"/>
-    <w:basedOn w:val="665"/>
+    <w:basedOn w:val="887"/>
     <w:uiPriority w:val="99"/>
     <w:pPr>
       <w:pBdr/>
@@ -34531,11 +34497,11 @@
         <w:tblBorders/>
       </w:tblPr>
       <w:tcPr>
-        <w:shd w:color="ffffff"/>
+        <w:shd w:val="clear" w:color="ffffff"/>
         <w:tcBorders>
-          <w:top w:val="none"/>
-          <w:left w:val="none"/>
-          <w:bottom w:val="none"/>
+          <w:top w:val="none" w:color="000000" w:sz="4" w:space="0"/>
+          <w:left w:val="none" w:color="000000" w:sz="4" w:space="0"/>
+          <w:bottom w:val="none" w:color="000000" w:sz="4" w:space="0"/>
           <w:right w:val="single" w:color="000000" w:themeColor="accent5" w:themeTint="9A" w:sz="4" w:space="0"/>
         </w:tcBorders>
       </w:tcPr>
@@ -34558,10 +34524,10 @@
       <w:tcPr>
         <w:shd w:val="clear" w:color="ffffff" w:themeColor="light1" w:fill="ffffff" w:themeFill="light1"/>
         <w:tcBorders>
-          <w:top w:val="none"/>
-          <w:left w:val="none"/>
+          <w:top w:val="none" w:color="000000" w:sz="4" w:space="0"/>
+          <w:left w:val="none" w:color="000000" w:sz="4" w:space="0"/>
           <w:bottom w:val="single" w:color="000000" w:themeColor="accent5" w:themeTint="9A" w:sz="4" w:space="0"/>
-          <w:right w:val="none"/>
+          <w:right w:val="none" w:color="000000" w:sz="4" w:space="0"/>
         </w:tcBorders>
       </w:tcPr>
     </w:tblStylePr>
@@ -34581,12 +34547,12 @@
         <w:tblBorders/>
       </w:tblPr>
       <w:tcPr>
-        <w:shd w:color="ffffff"/>
+        <w:shd w:val="clear" w:color="ffffff"/>
         <w:tcBorders>
-          <w:top w:val="none"/>
+          <w:top w:val="none" w:color="000000" w:sz="4" w:space="0"/>
           <w:left w:val="single" w:color="000000" w:themeColor="accent5" w:themeTint="9A" w:sz="4" w:space="0"/>
-          <w:bottom w:val="none"/>
-          <w:right w:val="none"/>
+          <w:bottom w:val="none" w:color="000000" w:sz="4" w:space="0"/>
+          <w:right w:val="none" w:color="000000" w:sz="4" w:space="0"/>
         </w:tcBorders>
       </w:tcPr>
     </w:tblStylePr>
@@ -34609,9 +34575,9 @@
         <w:shd w:val="clear" w:color="ffffff" w:themeColor="light1" w:fill="ffffff" w:themeFill="light1"/>
         <w:tcBorders>
           <w:top w:val="single" w:color="000000" w:themeColor="accent5" w:themeTint="9A" w:sz="4" w:space="0"/>
-          <w:left w:val="none"/>
-          <w:bottom w:val="none"/>
-          <w:right w:val="none"/>
+          <w:left w:val="none" w:color="000000" w:sz="4" w:space="0"/>
+          <w:bottom w:val="none" w:color="000000" w:sz="4" w:space="0"/>
+          <w:right w:val="none" w:color="000000" w:sz="4" w:space="0"/>
         </w:tcBorders>
       </w:tcPr>
     </w:tblStylePr>
@@ -34686,9 +34652,9 @@
       </w:tcPr>
     </w:tblStylePr>
   </w:style>
-  <w:style w:type="table" w:styleId="116">
+  <w:style w:type="table" w:styleId="805">
     <w:name w:val="List Table 7 Colorful - Accent 6"/>
-    <w:basedOn w:val="665"/>
+    <w:basedOn w:val="887"/>
     <w:uiPriority w:val="99"/>
     <w:pPr>
       <w:pBdr/>
@@ -34787,11 +34753,11 @@
         <w:tblBorders/>
       </w:tblPr>
       <w:tcPr>
-        <w:shd w:color="ffffff"/>
+        <w:shd w:val="clear" w:color="ffffff"/>
         <w:tcBorders>
-          <w:top w:val="none"/>
-          <w:left w:val="none"/>
-          <w:bottom w:val="none"/>
+          <w:top w:val="none" w:color="000000" w:sz="4" w:space="0"/>
+          <w:left w:val="none" w:color="000000" w:sz="4" w:space="0"/>
+          <w:bottom w:val="none" w:color="000000" w:sz="4" w:space="0"/>
           <w:right w:val="single" w:color="000000" w:themeColor="accent6" w:themeTint="98" w:sz="4" w:space="0"/>
         </w:tcBorders>
       </w:tcPr>
@@ -34814,10 +34780,10 @@
       <w:tcPr>
         <w:shd w:val="clear" w:color="ffffff" w:themeColor="light1" w:fill="ffffff" w:themeFill="light1"/>
         <w:tcBorders>
-          <w:top w:val="none"/>
-          <w:left w:val="none"/>
+          <w:top w:val="none" w:color="000000" w:sz="4" w:space="0"/>
+          <w:left w:val="none" w:color="000000" w:sz="4" w:space="0"/>
           <w:bottom w:val="single" w:color="000000" w:themeColor="accent6" w:themeTint="98" w:sz="4" w:space="0"/>
-          <w:right w:val="none"/>
+          <w:right w:val="none" w:color="000000" w:sz="4" w:space="0"/>
         </w:tcBorders>
       </w:tcPr>
     </w:tblStylePr>
@@ -34837,12 +34803,12 @@
         <w:tblBorders/>
       </w:tblPr>
       <w:tcPr>
-        <w:shd w:color="ffffff"/>
+        <w:shd w:val="clear" w:color="ffffff"/>
         <w:tcBorders>
-          <w:top w:val="none"/>
+          <w:top w:val="none" w:color="000000" w:sz="4" w:space="0"/>
           <w:left w:val="single" w:color="000000" w:themeColor="accent6" w:themeTint="98" w:sz="4" w:space="0"/>
-          <w:bottom w:val="none"/>
-          <w:right w:val="none"/>
+          <w:bottom w:val="none" w:color="000000" w:sz="4" w:space="0"/>
+          <w:right w:val="none" w:color="000000" w:sz="4" w:space="0"/>
         </w:tcBorders>
       </w:tcPr>
     </w:tblStylePr>
@@ -34865,9 +34831,9 @@
         <w:shd w:val="clear" w:color="ffffff" w:themeColor="light1" w:fill="ffffff" w:themeFill="light1"/>
         <w:tcBorders>
           <w:top w:val="single" w:color="000000" w:themeColor="accent6" w:themeTint="98" w:sz="4" w:space="0"/>
-          <w:left w:val="none"/>
-          <w:bottom w:val="none"/>
-          <w:right w:val="none"/>
+          <w:left w:val="none" w:color="000000" w:sz="4" w:space="0"/>
+          <w:bottom w:val="none" w:color="000000" w:sz="4" w:space="0"/>
+          <w:right w:val="none" w:color="000000" w:sz="4" w:space="0"/>
         </w:tcBorders>
       </w:tcPr>
     </w:tblStylePr>
@@ -34942,9 +34908,9 @@
       </w:tcPr>
     </w:tblStylePr>
   </w:style>
-  <w:style w:type="table" w:styleId="117">
+  <w:style w:type="table" w:styleId="806">
     <w:name w:val="Lined - Accent"/>
-    <w:basedOn w:val="665"/>
+    <w:basedOn w:val="887"/>
     <w:uiPriority w:val="99"/>
     <w:pPr>
       <w:pBdr/>
@@ -35179,9 +35145,9 @@
       </w:tcPr>
     </w:tblStylePr>
   </w:style>
-  <w:style w:type="table" w:styleId="118">
+  <w:style w:type="table" w:styleId="807">
     <w:name w:val="Lined - Accent 1"/>
-    <w:basedOn w:val="665"/>
+    <w:basedOn w:val="887"/>
     <w:uiPriority w:val="99"/>
     <w:pPr>
       <w:pBdr/>
@@ -35416,9 +35382,9 @@
       </w:tcPr>
     </w:tblStylePr>
   </w:style>
-  <w:style w:type="table" w:styleId="119">
+  <w:style w:type="table" w:styleId="808">
     <w:name w:val="Lined - Accent 2"/>
-    <w:basedOn w:val="665"/>
+    <w:basedOn w:val="887"/>
     <w:uiPriority w:val="99"/>
     <w:pPr>
       <w:pBdr/>
@@ -35653,9 +35619,9 @@
       </w:tcPr>
     </w:tblStylePr>
   </w:style>
-  <w:style w:type="table" w:styleId="120">
+  <w:style w:type="table" w:styleId="809">
     <w:name w:val="Lined - Accent 3"/>
-    <w:basedOn w:val="665"/>
+    <w:basedOn w:val="887"/>
     <w:uiPriority w:val="99"/>
     <w:pPr>
       <w:pBdr/>
@@ -35890,9 +35856,9 @@
       </w:tcPr>
     </w:tblStylePr>
   </w:style>
-  <w:style w:type="table" w:styleId="121">
+  <w:style w:type="table" w:styleId="810">
     <w:name w:val="Lined - Accent 4"/>
-    <w:basedOn w:val="665"/>
+    <w:basedOn w:val="887"/>
     <w:uiPriority w:val="99"/>
     <w:pPr>
       <w:pBdr/>
@@ -36127,9 +36093,9 @@
       </w:tcPr>
     </w:tblStylePr>
   </w:style>
-  <w:style w:type="table" w:styleId="122">
+  <w:style w:type="table" w:styleId="811">
     <w:name w:val="Lined - Accent 5"/>
-    <w:basedOn w:val="665"/>
+    <w:basedOn w:val="887"/>
     <w:uiPriority w:val="99"/>
     <w:pPr>
       <w:pBdr/>
@@ -36364,9 +36330,9 @@
       </w:tcPr>
     </w:tblStylePr>
   </w:style>
-  <w:style w:type="table" w:styleId="123">
+  <w:style w:type="table" w:styleId="812">
     <w:name w:val="Lined - Accent 6"/>
-    <w:basedOn w:val="665"/>
+    <w:basedOn w:val="887"/>
     <w:uiPriority w:val="99"/>
     <w:pPr>
       <w:pBdr/>
@@ -36601,9 +36567,9 @@
       </w:tcPr>
     </w:tblStylePr>
   </w:style>
-  <w:style w:type="table" w:styleId="124">
+  <w:style w:type="table" w:styleId="813">
     <w:name w:val="Bordered &amp; Lined - Accent"/>
-    <w:basedOn w:val="665"/>
+    <w:basedOn w:val="887"/>
     <w:uiPriority w:val="99"/>
     <w:pPr>
       <w:pBdr/>
@@ -36845,9 +36811,9 @@
       </w:tcPr>
     </w:tblStylePr>
   </w:style>
-  <w:style w:type="table" w:styleId="125">
+  <w:style w:type="table" w:styleId="814">
     <w:name w:val="Bordered &amp; Lined - Accent 1"/>
-    <w:basedOn w:val="665"/>
+    <w:basedOn w:val="887"/>
     <w:uiPriority w:val="99"/>
     <w:pPr>
       <w:pBdr/>
@@ -37089,9 +37055,9 @@
       </w:tcPr>
     </w:tblStylePr>
   </w:style>
-  <w:style w:type="table" w:styleId="126">
+  <w:style w:type="table" w:styleId="815">
     <w:name w:val="Bordered &amp; Lined - Accent 2"/>
-    <w:basedOn w:val="665"/>
+    <w:basedOn w:val="887"/>
     <w:uiPriority w:val="99"/>
     <w:pPr>
       <w:pBdr/>
@@ -37333,9 +37299,9 @@
       </w:tcPr>
     </w:tblStylePr>
   </w:style>
-  <w:style w:type="table" w:styleId="127">
+  <w:style w:type="table" w:styleId="816">
     <w:name w:val="Bordered &amp; Lined - Accent 3"/>
-    <w:basedOn w:val="665"/>
+    <w:basedOn w:val="887"/>
     <w:uiPriority w:val="99"/>
     <w:pPr>
       <w:pBdr/>
@@ -37577,9 +37543,9 @@
       </w:tcPr>
     </w:tblStylePr>
   </w:style>
-  <w:style w:type="table" w:styleId="128">
+  <w:style w:type="table" w:styleId="817">
     <w:name w:val="Bordered &amp; Lined - Accent 4"/>
-    <w:basedOn w:val="665"/>
+    <w:basedOn w:val="887"/>
     <w:uiPriority w:val="99"/>
     <w:pPr>
       <w:pBdr/>
@@ -37821,9 +37787,9 @@
       </w:tcPr>
     </w:tblStylePr>
   </w:style>
-  <w:style w:type="table" w:styleId="129">
+  <w:style w:type="table" w:styleId="818">
     <w:name w:val="Bordered &amp; Lined - Accent 5"/>
-    <w:basedOn w:val="665"/>
+    <w:basedOn w:val="887"/>
     <w:uiPriority w:val="99"/>
     <w:pPr>
       <w:pBdr/>
@@ -38065,9 +38031,9 @@
       </w:tcPr>
     </w:tblStylePr>
   </w:style>
-  <w:style w:type="table" w:styleId="130">
+  <w:style w:type="table" w:styleId="819">
     <w:name w:val="Bordered &amp; Lined - Accent 6"/>
-    <w:basedOn w:val="665"/>
+    <w:basedOn w:val="887"/>
     <w:uiPriority w:val="99"/>
     <w:pPr>
       <w:pBdr/>
@@ -38309,9 +38275,9 @@
       </w:tcPr>
     </w:tblStylePr>
   </w:style>
-  <w:style w:type="table" w:styleId="131">
+  <w:style w:type="table" w:styleId="820">
     <w:name w:val="Bordered"/>
-    <w:basedOn w:val="665"/>
+    <w:basedOn w:val="887"/>
     <w:uiPriority w:val="99"/>
     <w:pPr>
       <w:pBdr/>
@@ -38540,9 +38506,9 @@
       </w:tcPr>
     </w:tblStylePr>
   </w:style>
-  <w:style w:type="table" w:styleId="132">
+  <w:style w:type="table" w:styleId="821">
     <w:name w:val="Bordered - Accent 1"/>
-    <w:basedOn w:val="665"/>
+    <w:basedOn w:val="887"/>
     <w:uiPriority w:val="99"/>
     <w:pPr>
       <w:pBdr/>
@@ -38771,9 +38737,9 @@
       </w:tcPr>
     </w:tblStylePr>
   </w:style>
-  <w:style w:type="table" w:styleId="133">
+  <w:style w:type="table" w:styleId="822">
     <w:name w:val="Bordered - Accent 2"/>
-    <w:basedOn w:val="665"/>
+    <w:basedOn w:val="887"/>
     <w:uiPriority w:val="99"/>
     <w:pPr>
       <w:pBdr/>
@@ -39002,9 +38968,9 @@
       </w:tcPr>
     </w:tblStylePr>
   </w:style>
-  <w:style w:type="table" w:styleId="134">
+  <w:style w:type="table" w:styleId="823">
     <w:name w:val="Bordered - Accent 3"/>
-    <w:basedOn w:val="665"/>
+    <w:basedOn w:val="887"/>
     <w:uiPriority w:val="99"/>
     <w:pPr>
       <w:pBdr/>
@@ -39233,9 +39199,9 @@
       </w:tcPr>
     </w:tblStylePr>
   </w:style>
-  <w:style w:type="table" w:styleId="135">
+  <w:style w:type="table" w:styleId="824">
     <w:name w:val="Bordered - Accent 4"/>
-    <w:basedOn w:val="665"/>
+    <w:basedOn w:val="887"/>
     <w:uiPriority w:val="99"/>
     <w:pPr>
       <w:pBdr/>
@@ -39464,9 +39430,9 @@
       </w:tcPr>
     </w:tblStylePr>
   </w:style>
-  <w:style w:type="table" w:styleId="136">
+  <w:style w:type="table" w:styleId="825">
     <w:name w:val="Bordered - Accent 5"/>
-    <w:basedOn w:val="665"/>
+    <w:basedOn w:val="887"/>
     <w:uiPriority w:val="99"/>
     <w:pPr>
       <w:pBdr/>
@@ -39695,9 +39661,9 @@
       </w:tcPr>
     </w:tblStylePr>
   </w:style>
-  <w:style w:type="table" w:styleId="137">
+  <w:style w:type="table" w:styleId="826">
     <w:name w:val="Bordered - Accent 6"/>
-    <w:basedOn w:val="665"/>
+    <w:basedOn w:val="887"/>
     <w:uiPriority w:val="99"/>
     <w:pPr>
       <w:pBdr/>
@@ -39926,11 +39892,11 @@
       </w:tcPr>
     </w:tblStylePr>
   </w:style>
-  <w:style w:type="paragraph" w:styleId="139">
+  <w:style w:type="paragraph" w:styleId="827">
     <w:name w:val="Heading 1"/>
-    <w:basedOn w:val="664"/>
-    <w:next w:val="664"/>
-    <w:link w:val="150"/>
+    <w:basedOn w:val="886"/>
+    <w:next w:val="886"/>
+    <w:link w:val="837"/>
     <w:uiPriority w:val="9"/>
     <w:qFormat/>
     <w:pPr>
@@ -39948,11 +39914,11 @@
       <w:szCs w:val="40"/>
     </w:rPr>
   </w:style>
-  <w:style w:type="paragraph" w:styleId="140">
+  <w:style w:type="paragraph" w:styleId="828">
     <w:name w:val="Heading 2"/>
-    <w:basedOn w:val="664"/>
-    <w:next w:val="664"/>
-    <w:link w:val="151"/>
+    <w:basedOn w:val="886"/>
+    <w:next w:val="886"/>
+    <w:link w:val="838"/>
     <w:uiPriority w:val="9"/>
     <w:unhideWhenUsed/>
     <w:qFormat/>
@@ -39971,11 +39937,11 @@
       <w:szCs w:val="32"/>
     </w:rPr>
   </w:style>
-  <w:style w:type="paragraph" w:styleId="141">
+  <w:style w:type="paragraph" w:styleId="829">
     <w:name w:val="Heading 3"/>
-    <w:basedOn w:val="664"/>
-    <w:next w:val="664"/>
-    <w:link w:val="152"/>
+    <w:basedOn w:val="886"/>
+    <w:next w:val="886"/>
+    <w:link w:val="839"/>
     <w:uiPriority w:val="9"/>
     <w:unhideWhenUsed/>
     <w:qFormat/>
@@ -39994,11 +39960,11 @@
       <w:szCs w:val="28"/>
     </w:rPr>
   </w:style>
-  <w:style w:type="paragraph" w:styleId="142">
+  <w:style w:type="paragraph" w:styleId="830">
     <w:name w:val="Heading 4"/>
-    <w:basedOn w:val="664"/>
-    <w:next w:val="664"/>
-    <w:link w:val="153"/>
+    <w:basedOn w:val="886"/>
+    <w:next w:val="886"/>
+    <w:link w:val="840"/>
     <w:uiPriority w:val="9"/>
     <w:unhideWhenUsed/>
     <w:qFormat/>
@@ -40017,11 +39983,11 @@
       <w:color w:val="0f4761" w:themeColor="accent1" w:themeShade="BF"/>
     </w:rPr>
   </w:style>
-  <w:style w:type="paragraph" w:styleId="143">
+  <w:style w:type="paragraph" w:styleId="831">
     <w:name w:val="Heading 5"/>
-    <w:basedOn w:val="664"/>
-    <w:next w:val="664"/>
-    <w:link w:val="154"/>
+    <w:basedOn w:val="886"/>
+    <w:next w:val="886"/>
+    <w:link w:val="841"/>
     <w:uiPriority w:val="9"/>
     <w:unhideWhenUsed/>
     <w:qFormat/>
@@ -40038,11 +40004,11 @@
       <w:color w:val="0f4761" w:themeColor="accent1" w:themeShade="BF"/>
     </w:rPr>
   </w:style>
-  <w:style w:type="paragraph" w:styleId="144">
+  <w:style w:type="paragraph" w:styleId="832">
     <w:name w:val="Heading 6"/>
-    <w:basedOn w:val="664"/>
-    <w:next w:val="664"/>
-    <w:link w:val="155"/>
+    <w:basedOn w:val="886"/>
+    <w:next w:val="886"/>
+    <w:link w:val="842"/>
     <w:uiPriority w:val="9"/>
     <w:unhideWhenUsed/>
     <w:qFormat/>
@@ -40061,11 +40027,11 @@
       <w:color w:val="595959" w:themeColor="text1" w:themeTint="A6"/>
     </w:rPr>
   </w:style>
-  <w:style w:type="paragraph" w:styleId="145">
+  <w:style w:type="paragraph" w:styleId="833">
     <w:name w:val="Heading 7"/>
-    <w:basedOn w:val="664"/>
-    <w:next w:val="664"/>
-    <w:link w:val="156"/>
+    <w:basedOn w:val="886"/>
+    <w:next w:val="886"/>
+    <w:link w:val="843"/>
     <w:uiPriority w:val="9"/>
     <w:unhideWhenUsed/>
     <w:qFormat/>
@@ -40082,11 +40048,11 @@
       <w:color w:val="595959" w:themeColor="text1" w:themeTint="A6"/>
     </w:rPr>
   </w:style>
-  <w:style w:type="paragraph" w:styleId="146">
+  <w:style w:type="paragraph" w:styleId="834">
     <w:name w:val="Heading 8"/>
-    <w:basedOn w:val="664"/>
-    <w:next w:val="664"/>
-    <w:link w:val="157"/>
+    <w:basedOn w:val="886"/>
+    <w:next w:val="886"/>
+    <w:link w:val="844"/>
     <w:uiPriority w:val="9"/>
     <w:unhideWhenUsed/>
     <w:qFormat/>
@@ -40105,11 +40071,11 @@
       <w:color w:val="272727" w:themeColor="text1" w:themeTint="D8"/>
     </w:rPr>
   </w:style>
-  <w:style w:type="paragraph" w:styleId="147">
+  <w:style w:type="paragraph" w:styleId="835">
     <w:name w:val="Heading 9"/>
-    <w:basedOn w:val="664"/>
-    <w:next w:val="664"/>
-    <w:link w:val="158"/>
+    <w:basedOn w:val="886"/>
+    <w:next w:val="886"/>
+    <w:link w:val="845"/>
     <w:uiPriority w:val="9"/>
     <w:unhideWhenUsed/>
     <w:qFormat/>
@@ -40128,7 +40094,7 @@
       <w:color w:val="272727" w:themeColor="text1" w:themeTint="D8"/>
     </w:rPr>
   </w:style>
-  <w:style w:type="character" w:styleId="148" w:default="1">
+  <w:style w:type="character" w:styleId="836" w:default="1">
     <w:name w:val="Default Paragraph Font"/>
     <w:uiPriority w:val="1"/>
     <w:semiHidden/>
@@ -40139,10 +40105,10 @@
       <w:ind/>
     </w:pPr>
   </w:style>
-  <w:style w:type="character" w:styleId="150">
+  <w:style w:type="character" w:styleId="837">
     <w:name w:val="Heading 1 Char"/>
-    <w:basedOn w:val="148"/>
-    <w:link w:val="139"/>
+    <w:basedOn w:val="836"/>
+    <w:link w:val="827"/>
     <w:uiPriority w:val="9"/>
     <w:pPr>
       <w:pBdr/>
@@ -40156,10 +40122,10 @@
       <w:szCs w:val="40"/>
     </w:rPr>
   </w:style>
-  <w:style w:type="character" w:styleId="151">
+  <w:style w:type="character" w:styleId="838">
     <w:name w:val="Heading 2 Char"/>
-    <w:basedOn w:val="148"/>
-    <w:link w:val="140"/>
+    <w:basedOn w:val="836"/>
+    <w:link w:val="828"/>
     <w:uiPriority w:val="9"/>
     <w:pPr>
       <w:pBdr/>
@@ -40173,10 +40139,10 @@
       <w:szCs w:val="32"/>
     </w:rPr>
   </w:style>
-  <w:style w:type="character" w:styleId="152">
+  <w:style w:type="character" w:styleId="839">
     <w:name w:val="Heading 3 Char"/>
-    <w:basedOn w:val="148"/>
-    <w:link w:val="141"/>
+    <w:basedOn w:val="836"/>
+    <w:link w:val="829"/>
     <w:uiPriority w:val="9"/>
     <w:pPr>
       <w:pBdr/>
@@ -40190,10 +40156,10 @@
       <w:szCs w:val="28"/>
     </w:rPr>
   </w:style>
-  <w:style w:type="character" w:styleId="153">
+  <w:style w:type="character" w:styleId="840">
     <w:name w:val="Heading 4 Char"/>
-    <w:basedOn w:val="148"/>
-    <w:link w:val="142"/>
+    <w:basedOn w:val="836"/>
+    <w:link w:val="830"/>
     <w:uiPriority w:val="9"/>
     <w:pPr>
       <w:pBdr/>
@@ -40207,10 +40173,10 @@
       <w:color w:val="0f4761" w:themeColor="accent1" w:themeShade="BF"/>
     </w:rPr>
   </w:style>
-  <w:style w:type="character" w:styleId="154">
+  <w:style w:type="character" w:styleId="841">
     <w:name w:val="Heading 5 Char"/>
-    <w:basedOn w:val="148"/>
-    <w:link w:val="143"/>
+    <w:basedOn w:val="836"/>
+    <w:link w:val="831"/>
     <w:uiPriority w:val="9"/>
     <w:pPr>
       <w:pBdr/>
@@ -40222,10 +40188,10 @@
       <w:color w:val="0f4761" w:themeColor="accent1" w:themeShade="BF"/>
     </w:rPr>
   </w:style>
-  <w:style w:type="character" w:styleId="155">
+  <w:style w:type="character" w:styleId="842">
     <w:name w:val="Heading 6 Char"/>
-    <w:basedOn w:val="148"/>
-    <w:link w:val="144"/>
+    <w:basedOn w:val="836"/>
+    <w:link w:val="832"/>
     <w:uiPriority w:val="9"/>
     <w:pPr>
       <w:pBdr/>
@@ -40239,10 +40205,10 @@
       <w:color w:val="595959" w:themeColor="text1" w:themeTint="A6"/>
     </w:rPr>
   </w:style>
-  <w:style w:type="character" w:styleId="156">
+  <w:style w:type="character" w:styleId="843">
     <w:name w:val="Heading 7 Char"/>
-    <w:basedOn w:val="148"/>
-    <w:link w:val="145"/>
+    <w:basedOn w:val="836"/>
+    <w:link w:val="833"/>
     <w:uiPriority w:val="9"/>
     <w:pPr>
       <w:pBdr/>
@@ -40254,10 +40220,10 @@
       <w:color w:val="595959" w:themeColor="text1" w:themeTint="A6"/>
     </w:rPr>
   </w:style>
-  <w:style w:type="character" w:styleId="157">
+  <w:style w:type="character" w:styleId="844">
     <w:name w:val="Heading 8 Char"/>
-    <w:basedOn w:val="148"/>
-    <w:link w:val="146"/>
+    <w:basedOn w:val="836"/>
+    <w:link w:val="834"/>
     <w:uiPriority w:val="9"/>
     <w:pPr>
       <w:pBdr/>
@@ -40271,10 +40237,10 @@
       <w:color w:val="272727" w:themeColor="text1" w:themeTint="D8"/>
     </w:rPr>
   </w:style>
-  <w:style w:type="character" w:styleId="158">
+  <w:style w:type="character" w:styleId="845">
     <w:name w:val="Heading 9 Char"/>
-    <w:basedOn w:val="148"/>
-    <w:link w:val="147"/>
+    <w:basedOn w:val="836"/>
+    <w:link w:val="835"/>
     <w:uiPriority w:val="9"/>
     <w:pPr>
       <w:pBdr/>
@@ -40288,11 +40254,11 @@
       <w:color w:val="272727" w:themeColor="text1" w:themeTint="D8"/>
     </w:rPr>
   </w:style>
-  <w:style w:type="paragraph" w:styleId="159">
+  <w:style w:type="paragraph" w:styleId="846">
     <w:name w:val="Title"/>
-    <w:basedOn w:val="664"/>
-    <w:next w:val="664"/>
-    <w:link w:val="160"/>
+    <w:basedOn w:val="886"/>
+    <w:next w:val="886"/>
+    <w:link w:val="847"/>
     <w:uiPriority w:val="10"/>
     <w:qFormat/>
     <w:pPr>
@@ -40308,10 +40274,10 @@
       <w:szCs w:val="56"/>
     </w:rPr>
   </w:style>
-  <w:style w:type="character" w:styleId="160">
+  <w:style w:type="character" w:styleId="847">
     <w:name w:val="Title Char"/>
-    <w:basedOn w:val="148"/>
-    <w:link w:val="159"/>
+    <w:basedOn w:val="836"/>
+    <w:link w:val="846"/>
     <w:uiPriority w:val="10"/>
     <w:pPr>
       <w:pBdr/>
@@ -40325,11 +40291,11 @@
       <w:szCs w:val="56"/>
     </w:rPr>
   </w:style>
-  <w:style w:type="paragraph" w:styleId="161">
+  <w:style w:type="paragraph" w:styleId="848">
     <w:name w:val="Subtitle"/>
-    <w:basedOn w:val="664"/>
-    <w:next w:val="664"/>
-    <w:link w:val="162"/>
+    <w:basedOn w:val="886"/>
+    <w:next w:val="886"/>
+    <w:link w:val="849"/>
     <w:uiPriority w:val="11"/>
     <w:qFormat/>
     <w:pPr>
@@ -40347,10 +40313,10 @@
       <w:szCs w:val="28"/>
     </w:rPr>
   </w:style>
-  <w:style w:type="character" w:styleId="162">
+  <w:style w:type="character" w:styleId="849">
     <w:name w:val="Subtitle Char"/>
-    <w:basedOn w:val="148"/>
-    <w:link w:val="161"/>
+    <w:basedOn w:val="836"/>
+    <w:link w:val="848"/>
     <w:uiPriority w:val="11"/>
     <w:pPr>
       <w:pBdr/>
@@ -40364,11 +40330,11 @@
       <w:szCs w:val="28"/>
     </w:rPr>
   </w:style>
-  <w:style w:type="paragraph" w:styleId="163">
+  <w:style w:type="paragraph" w:styleId="850">
     <w:name w:val="Quote"/>
-    <w:basedOn w:val="664"/>
-    <w:next w:val="664"/>
-    <w:link w:val="164"/>
+    <w:basedOn w:val="886"/>
+    <w:next w:val="886"/>
+    <w:link w:val="851"/>
     <w:uiPriority w:val="29"/>
     <w:qFormat/>
     <w:pPr>
@@ -40383,10 +40349,10 @@
       <w:color w:val="404040" w:themeColor="text1" w:themeTint="BF"/>
     </w:rPr>
   </w:style>
-  <w:style w:type="character" w:styleId="164">
+  <w:style w:type="character" w:styleId="851">
     <w:name w:val="Quote Char"/>
-    <w:basedOn w:val="148"/>
-    <w:link w:val="163"/>
+    <w:basedOn w:val="836"/>
+    <w:link w:val="850"/>
     <w:uiPriority w:val="29"/>
     <w:pPr>
       <w:pBdr/>
@@ -40399,9 +40365,9 @@
       <w:color w:val="404040" w:themeColor="text1" w:themeTint="BF"/>
     </w:rPr>
   </w:style>
-  <w:style w:type="character" w:styleId="166">
+  <w:style w:type="character" w:styleId="852">
     <w:name w:val="Intense Emphasis"/>
-    <w:basedOn w:val="148"/>
+    <w:basedOn w:val="836"/>
     <w:uiPriority w:val="21"/>
     <w:qFormat/>
     <w:pPr>
@@ -40415,11 +40381,11 @@
       <w:color w:val="0f4761" w:themeColor="accent1" w:themeShade="BF"/>
     </w:rPr>
   </w:style>
-  <w:style w:type="paragraph" w:styleId="167">
+  <w:style w:type="paragraph" w:styleId="853">
     <w:name w:val="Intense Quote"/>
-    <w:basedOn w:val="664"/>
-    <w:next w:val="664"/>
-    <w:link w:val="168"/>
+    <w:basedOn w:val="886"/>
+    <w:next w:val="886"/>
+    <w:link w:val="854"/>
     <w:uiPriority w:val="30"/>
     <w:qFormat/>
     <w:pPr>
@@ -40437,10 +40403,10 @@
       <w:color w:val="0f4761" w:themeColor="accent1" w:themeShade="BF"/>
     </w:rPr>
   </w:style>
-  <w:style w:type="character" w:styleId="168">
+  <w:style w:type="character" w:styleId="854">
     <w:name w:val="Intense Quote Char"/>
-    <w:basedOn w:val="148"/>
-    <w:link w:val="167"/>
+    <w:basedOn w:val="836"/>
+    <w:link w:val="853"/>
     <w:uiPriority w:val="30"/>
     <w:pPr>
       <w:pBdr/>
@@ -40453,9 +40419,9 @@
       <w:color w:val="0f4761" w:themeColor="accent1" w:themeShade="BF"/>
     </w:rPr>
   </w:style>
-  <w:style w:type="character" w:styleId="169">
+  <w:style w:type="character" w:styleId="855">
     <w:name w:val="Intense Reference"/>
-    <w:basedOn w:val="148"/>
+    <w:basedOn w:val="836"/>
     <w:uiPriority w:val="32"/>
     <w:qFormat/>
     <w:pPr>
@@ -40471,9 +40437,9 @@
       <w:spacing w:val="5"/>
     </w:rPr>
   </w:style>
-  <w:style w:type="character" w:styleId="171">
+  <w:style w:type="character" w:styleId="856">
     <w:name w:val="Subtle Emphasis"/>
-    <w:basedOn w:val="148"/>
+    <w:basedOn w:val="836"/>
     <w:uiPriority w:val="19"/>
     <w:qFormat/>
     <w:pPr>
@@ -40487,9 +40453,9 @@
       <w:color w:val="404040" w:themeColor="text1" w:themeTint="BF"/>
     </w:rPr>
   </w:style>
-  <w:style w:type="character" w:styleId="172">
+  <w:style w:type="character" w:styleId="857">
     <w:name w:val="Emphasis"/>
-    <w:basedOn w:val="148"/>
+    <w:basedOn w:val="836"/>
     <w:uiPriority w:val="20"/>
     <w:qFormat/>
     <w:pPr>
@@ -40502,9 +40468,9 @@
       <w:iCs/>
     </w:rPr>
   </w:style>
-  <w:style w:type="character" w:styleId="173">
+  <w:style w:type="character" w:styleId="858">
     <w:name w:val="Strong"/>
-    <w:basedOn w:val="148"/>
+    <w:basedOn w:val="836"/>
     <w:uiPriority w:val="22"/>
     <w:qFormat/>
     <w:pPr>
@@ -40517,9 +40483,9 @@
       <w:bCs/>
     </w:rPr>
   </w:style>
-  <w:style w:type="character" w:styleId="174">
+  <w:style w:type="character" w:styleId="859">
     <w:name w:val="Subtle Reference"/>
-    <w:basedOn w:val="148"/>
+    <w:basedOn w:val="836"/>
     <w:uiPriority w:val="31"/>
     <w:qFormat/>
     <w:pPr>
@@ -40532,9 +40498,9 @@
       <w:color w:val="5a5a5a" w:themeColor="text1" w:themeTint="A5"/>
     </w:rPr>
   </w:style>
-  <w:style w:type="character" w:styleId="175">
+  <w:style w:type="character" w:styleId="860">
     <w:name w:val="Book Title"/>
-    <w:basedOn w:val="148"/>
+    <w:basedOn w:val="836"/>
     <w:uiPriority w:val="33"/>
     <w:qFormat/>
     <w:pPr>
@@ -40550,10 +40516,10 @@
       <w:spacing w:val="5"/>
     </w:rPr>
   </w:style>
-  <w:style w:type="paragraph" w:styleId="176">
+  <w:style w:type="paragraph" w:styleId="861">
     <w:name w:val="Header"/>
-    <w:basedOn w:val="664"/>
-    <w:link w:val="177"/>
+    <w:basedOn w:val="886"/>
+    <w:link w:val="862"/>
     <w:uiPriority w:val="99"/>
     <w:unhideWhenUsed/>
     <w:pPr>
@@ -40566,10 +40532,10 @@
       <w:ind/>
     </w:pPr>
   </w:style>
-  <w:style w:type="character" w:styleId="177">
+  <w:style w:type="character" w:styleId="862">
     <w:name w:val="Header Char"/>
-    <w:basedOn w:val="148"/>
-    <w:link w:val="176"/>
+    <w:basedOn w:val="836"/>
+    <w:link w:val="861"/>
     <w:uiPriority w:val="99"/>
     <w:pPr>
       <w:pBdr/>
@@ -40577,10 +40543,10 @@
       <w:ind/>
     </w:pPr>
   </w:style>
-  <w:style w:type="paragraph" w:styleId="178">
+  <w:style w:type="paragraph" w:styleId="863">
     <w:name w:val="Footer"/>
-    <w:basedOn w:val="664"/>
-    <w:link w:val="179"/>
+    <w:basedOn w:val="886"/>
+    <w:link w:val="864"/>
     <w:uiPriority w:val="99"/>
     <w:unhideWhenUsed/>
     <w:pPr>
@@ -40593,10 +40559,10 @@
       <w:ind/>
     </w:pPr>
   </w:style>
-  <w:style w:type="character" w:styleId="179">
+  <w:style w:type="character" w:styleId="864">
     <w:name w:val="Footer Char"/>
-    <w:basedOn w:val="148"/>
-    <w:link w:val="178"/>
+    <w:basedOn w:val="836"/>
+    <w:link w:val="863"/>
     <w:uiPriority w:val="99"/>
     <w:pPr>
       <w:pBdr/>
@@ -40604,10 +40570,10 @@
       <w:ind/>
     </w:pPr>
   </w:style>
-  <w:style w:type="paragraph" w:styleId="180">
+  <w:style w:type="paragraph" w:styleId="865">
     <w:name w:val="Caption"/>
-    <w:basedOn w:val="664"/>
-    <w:next w:val="664"/>
+    <w:basedOn w:val="886"/>
+    <w:next w:val="886"/>
     <w:uiPriority w:val="35"/>
     <w:unhideWhenUsed/>
     <w:qFormat/>
@@ -40624,10 +40590,10 @@
       <w:szCs w:val="18"/>
     </w:rPr>
   </w:style>
-  <w:style w:type="paragraph" w:styleId="181">
+  <w:style w:type="paragraph" w:styleId="866">
     <w:name w:val="footnote text"/>
-    <w:basedOn w:val="664"/>
-    <w:link w:val="182"/>
+    <w:basedOn w:val="886"/>
+    <w:link w:val="867"/>
     <w:uiPriority w:val="99"/>
     <w:semiHidden/>
     <w:unhideWhenUsed/>
@@ -40641,10 +40607,10 @@
       <w:szCs w:val="20"/>
     </w:rPr>
   </w:style>
-  <w:style w:type="character" w:styleId="182">
+  <w:style w:type="character" w:styleId="867">
     <w:name w:val="Footnote Text Char"/>
-    <w:basedOn w:val="148"/>
-    <w:link w:val="181"/>
+    <w:basedOn w:val="836"/>
+    <w:link w:val="866"/>
     <w:uiPriority w:val="99"/>
     <w:semiHidden/>
     <w:pPr>
@@ -40657,9 +40623,9 @@
       <w:szCs w:val="20"/>
     </w:rPr>
   </w:style>
-  <w:style w:type="character" w:styleId="183">
+  <w:style w:type="character" w:styleId="868">
     <w:name w:val="footnote reference"/>
-    <w:basedOn w:val="148"/>
+    <w:basedOn w:val="836"/>
     <w:uiPriority w:val="99"/>
     <w:semiHidden/>
     <w:unhideWhenUsed/>
@@ -40672,10 +40638,10 @@
       <w:vertAlign w:val="superscript"/>
     </w:rPr>
   </w:style>
-  <w:style w:type="paragraph" w:styleId="184">
+  <w:style w:type="paragraph" w:styleId="869">
     <w:name w:val="endnote text"/>
-    <w:basedOn w:val="664"/>
-    <w:link w:val="185"/>
+    <w:basedOn w:val="886"/>
+    <w:link w:val="870"/>
     <w:uiPriority w:val="99"/>
     <w:semiHidden/>
     <w:unhideWhenUsed/>
@@ -40689,10 +40655,10 @@
       <w:szCs w:val="20"/>
     </w:rPr>
   </w:style>
-  <w:style w:type="character" w:styleId="185">
+  <w:style w:type="character" w:styleId="870">
     <w:name w:val="Endnote Text Char"/>
-    <w:basedOn w:val="148"/>
-    <w:link w:val="184"/>
+    <w:basedOn w:val="836"/>
+    <w:link w:val="869"/>
     <w:uiPriority w:val="99"/>
     <w:semiHidden/>
     <w:pPr>
@@ -40705,9 +40671,9 @@
       <w:szCs w:val="20"/>
     </w:rPr>
   </w:style>
-  <w:style w:type="character" w:styleId="186">
+  <w:style w:type="character" w:styleId="871">
     <w:name w:val="endnote reference"/>
-    <w:basedOn w:val="148"/>
+    <w:basedOn w:val="836"/>
     <w:uiPriority w:val="99"/>
     <w:semiHidden/>
     <w:unhideWhenUsed/>
@@ -40720,9 +40686,9 @@
       <w:vertAlign w:val="superscript"/>
     </w:rPr>
   </w:style>
-  <w:style w:type="character" w:styleId="187">
+  <w:style w:type="character" w:styleId="872">
     <w:name w:val="Hyperlink"/>
-    <w:basedOn w:val="148"/>
+    <w:basedOn w:val="836"/>
     <w:uiPriority w:val="99"/>
     <w:unhideWhenUsed/>
     <w:pPr>
@@ -40735,9 +40701,9 @@
       <w:u w:val="single"/>
     </w:rPr>
   </w:style>
-  <w:style w:type="character" w:styleId="188">
+  <w:style w:type="character" w:styleId="873">
     <w:name w:val="FollowedHyperlink"/>
-    <w:basedOn w:val="148"/>
+    <w:basedOn w:val="836"/>
     <w:uiPriority w:val="99"/>
     <w:semiHidden/>
     <w:unhideWhenUsed/>
@@ -40751,10 +40717,10 @@
       <w:u w:val="single"/>
     </w:rPr>
   </w:style>
-  <w:style w:type="paragraph" w:styleId="189">
+  <w:style w:type="paragraph" w:styleId="874">
     <w:name w:val="toc 1"/>
-    <w:basedOn w:val="664"/>
-    <w:next w:val="664"/>
+    <w:basedOn w:val="886"/>
+    <w:next w:val="886"/>
     <w:uiPriority w:val="39"/>
     <w:unhideWhenUsed/>
     <w:pPr>
@@ -40763,10 +40729,10 @@
       <w:ind/>
     </w:pPr>
   </w:style>
-  <w:style w:type="paragraph" w:styleId="190">
+  <w:style w:type="paragraph" w:styleId="875">
     <w:name w:val="toc 2"/>
-    <w:basedOn w:val="664"/>
-    <w:next w:val="664"/>
+    <w:basedOn w:val="886"/>
+    <w:next w:val="886"/>
     <w:uiPriority w:val="39"/>
     <w:unhideWhenUsed/>
     <w:pPr>
@@ -40775,10 +40741,10 @@
       <w:ind w:left="220"/>
     </w:pPr>
   </w:style>
-  <w:style w:type="paragraph" w:styleId="191">
+  <w:style w:type="paragraph" w:styleId="876">
     <w:name w:val="toc 3"/>
-    <w:basedOn w:val="664"/>
-    <w:next w:val="664"/>
+    <w:basedOn w:val="886"/>
+    <w:next w:val="886"/>
     <w:uiPriority w:val="39"/>
     <w:unhideWhenUsed/>
     <w:pPr>
@@ -40787,10 +40753,10 @@
       <w:ind w:left="440"/>
     </w:pPr>
   </w:style>
-  <w:style w:type="paragraph" w:styleId="192">
+  <w:style w:type="paragraph" w:styleId="877">
     <w:name w:val="toc 4"/>
-    <w:basedOn w:val="664"/>
-    <w:next w:val="664"/>
+    <w:basedOn w:val="886"/>
+    <w:next w:val="886"/>
     <w:uiPriority w:val="39"/>
     <w:unhideWhenUsed/>
     <w:pPr>
@@ -40799,10 +40765,10 @@
       <w:ind w:left="660"/>
     </w:pPr>
   </w:style>
-  <w:style w:type="paragraph" w:styleId="193">
+  <w:style w:type="paragraph" w:styleId="878">
     <w:name w:val="toc 5"/>
-    <w:basedOn w:val="664"/>
-    <w:next w:val="664"/>
+    <w:basedOn w:val="886"/>
+    <w:next w:val="886"/>
     <w:uiPriority w:val="39"/>
     <w:unhideWhenUsed/>
     <w:pPr>
@@ -40811,10 +40777,10 @@
       <w:ind w:left="880"/>
     </w:pPr>
   </w:style>
-  <w:style w:type="paragraph" w:styleId="194">
+  <w:style w:type="paragraph" w:styleId="879">
     <w:name w:val="toc 6"/>
-    <w:basedOn w:val="664"/>
-    <w:next w:val="664"/>
+    <w:basedOn w:val="886"/>
+    <w:next w:val="886"/>
     <w:uiPriority w:val="39"/>
     <w:unhideWhenUsed/>
     <w:pPr>
@@ -40823,10 +40789,10 @@
       <w:ind w:left="1100"/>
     </w:pPr>
   </w:style>
-  <w:style w:type="paragraph" w:styleId="195">
+  <w:style w:type="paragraph" w:styleId="880">
     <w:name w:val="toc 7"/>
-    <w:basedOn w:val="664"/>
-    <w:next w:val="664"/>
+    <w:basedOn w:val="886"/>
+    <w:next w:val="886"/>
     <w:uiPriority w:val="39"/>
     <w:unhideWhenUsed/>
     <w:pPr>
@@ -40835,10 +40801,10 @@
       <w:ind w:left="1320"/>
     </w:pPr>
   </w:style>
-  <w:style w:type="paragraph" w:styleId="196">
+  <w:style w:type="paragraph" w:styleId="881">
     <w:name w:val="toc 8"/>
-    <w:basedOn w:val="664"/>
-    <w:next w:val="664"/>
+    <w:basedOn w:val="886"/>
+    <w:next w:val="886"/>
     <w:uiPriority w:val="39"/>
     <w:unhideWhenUsed/>
     <w:pPr>
@@ -40847,10 +40813,10 @@
       <w:ind w:left="1540"/>
     </w:pPr>
   </w:style>
-  <w:style w:type="paragraph" w:styleId="197">
+  <w:style w:type="paragraph" w:styleId="882">
     <w:name w:val="toc 9"/>
-    <w:basedOn w:val="664"/>
-    <w:next w:val="664"/>
+    <w:basedOn w:val="886"/>
+    <w:next w:val="886"/>
     <w:uiPriority w:val="39"/>
     <w:unhideWhenUsed/>
     <w:pPr>
@@ -40859,9 +40825,9 @@
       <w:ind w:left="1760"/>
     </w:pPr>
   </w:style>
-  <w:style w:type="character" w:styleId="198">
+  <w:style w:type="character" w:styleId="883">
     <w:name w:val="Placeholder Text"/>
-    <w:basedOn w:val="148"/>
+    <w:basedOn w:val="836"/>
     <w:uiPriority w:val="99"/>
     <w:semiHidden/>
     <w:pPr>
@@ -40873,7 +40839,7 @@
       <w:color w:val="666666"/>
     </w:rPr>
   </w:style>
-  <w:style w:type="paragraph" w:styleId="208">
+  <w:style w:type="paragraph" w:styleId="884">
     <w:name w:val="TOC Heading"/>
     <w:uiPriority w:val="39"/>
     <w:unhideWhenUsed/>
@@ -40883,10 +40849,10 @@
       <w:ind/>
     </w:pPr>
   </w:style>
-  <w:style w:type="paragraph" w:styleId="209">
+  <w:style w:type="paragraph" w:styleId="885">
     <w:name w:val="table of figures"/>
-    <w:basedOn w:val="664"/>
-    <w:next w:val="664"/>
+    <w:basedOn w:val="886"/>
+    <w:next w:val="886"/>
     <w:uiPriority w:val="99"/>
     <w:unhideWhenUsed/>
     <w:pPr>
@@ -40895,7 +40861,7 @@
       <w:ind/>
     </w:pPr>
   </w:style>
-  <w:style w:type="paragraph" w:styleId="664" w:default="1">
+  <w:style w:type="paragraph" w:styleId="886" w:default="1">
     <w:name w:val="Normal"/>
     <w:qFormat/>
     <w:pPr>
@@ -40904,7 +40870,7 @@
       <w:ind/>
     </w:pPr>
   </w:style>
-  <w:style w:type="table" w:styleId="665" w:default="1">
+  <w:style w:type="table" w:styleId="887" w:default="1">
     <w:name w:val="Normal Table"/>
     <w:uiPriority w:val="99"/>
     <w:semiHidden/>
@@ -41097,7 +41063,7 @@
       </w:tcPr>
     </w:tblStylePr>
   </w:style>
-  <w:style w:type="numbering" w:styleId="666" w:default="1">
+  <w:style w:type="numbering" w:styleId="888" w:default="1">
     <w:name w:val="No List"/>
     <w:uiPriority w:val="99"/>
     <w:semiHidden/>
@@ -41108,9 +41074,9 @@
       <w:ind/>
     </w:pPr>
   </w:style>
-  <w:style w:type="paragraph" w:styleId="667">
+  <w:style w:type="paragraph" w:styleId="889">
     <w:name w:val="No Spacing"/>
-    <w:basedOn w:val="664"/>
+    <w:basedOn w:val="886"/>
     <w:uiPriority w:val="1"/>
     <w:qFormat/>
     <w:pPr>
@@ -41119,9 +41085,9 @@
       <w:ind/>
     </w:pPr>
   </w:style>
-  <w:style w:type="paragraph" w:styleId="668">
+  <w:style w:type="paragraph" w:styleId="890">
     <w:name w:val="List Paragraph"/>
-    <w:basedOn w:val="664"/>
+    <w:basedOn w:val="886"/>
     <w:uiPriority w:val="34"/>
     <w:qFormat/>
     <w:pPr>
